--- a/klagomål/A 7996-2025 FSC-klagomål.docx
+++ b/klagomål/A 7996-2025 FSC-klagomål.docx
@@ -1127,7 +1127,7 @@
     <w:r>
       <w:tab/>
       <w:tab/>
-      <w:t>2025-09-25</w:t>
+      <w:t>2025-09-26</w:t>
       <w:br/>
       <w:br/>
     </w:r>

--- a/klagomål/A 7996-2025 FSC-klagomål.docx
+++ b/klagomål/A 7996-2025 FSC-klagomål.docx
@@ -1127,7 +1127,7 @@
     <w:r>
       <w:tab/>
       <w:tab/>
-      <w:t>2025-09-26</w:t>
+      <w:t>2025-09-27</w:t>
       <w:br/>
       <w:br/>
     </w:r>

--- a/klagomål/A 7996-2025 FSC-klagomål.docx
+++ b/klagomål/A 7996-2025 FSC-klagomål.docx
@@ -1127,7 +1127,7 @@
     <w:r>
       <w:tab/>
       <w:tab/>
-      <w:t>2025-09-27</w:t>
+      <w:t>2025-09-28</w:t>
       <w:br/>
       <w:br/>
     </w:r>

--- a/klagomål/A 7996-2025 FSC-klagomål.docx
+++ b/klagomål/A 7996-2025 FSC-klagomål.docx
@@ -1127,7 +1127,7 @@
     <w:r>
       <w:tab/>
       <w:tab/>
-      <w:t>2025-09-28</w:t>
+      <w:t>2025-09-29</w:t>
       <w:br/>
       <w:br/>
     </w:r>

--- a/klagomål/A 7996-2025 FSC-klagomål.docx
+++ b/klagomål/A 7996-2025 FSC-klagomål.docx
@@ -1127,7 +1127,7 @@
     <w:r>
       <w:tab/>
       <w:tab/>
-      <w:t>2025-09-29</w:t>
+      <w:t>2025-09-30</w:t>
       <w:br/>
       <w:br/>
     </w:r>

--- a/klagomål/A 7996-2025 FSC-klagomål.docx
+++ b/klagomål/A 7996-2025 FSC-klagomål.docx
@@ -1127,7 +1127,7 @@
     <w:r>
       <w:tab/>
       <w:tab/>
-      <w:t>2025-09-30</w:t>
+      <w:t>2025-10-01</w:t>
       <w:br/>
       <w:br/>
     </w:r>

--- a/klagomål/A 7996-2025 FSC-klagomål.docx
+++ b/klagomål/A 7996-2025 FSC-klagomål.docx
@@ -1127,7 +1127,7 @@
     <w:r>
       <w:tab/>
       <w:tab/>
-      <w:t>2025-10-01</w:t>
+      <w:t>2025-10-02</w:t>
       <w:br/>
       <w:br/>
     </w:r>

--- a/klagomål/A 7996-2025 FSC-klagomål.docx
+++ b/klagomål/A 7996-2025 FSC-klagomål.docx
@@ -1127,7 +1127,7 @@
     <w:r>
       <w:tab/>
       <w:tab/>
-      <w:t>2025-10-02</w:t>
+      <w:t>2025-10-03</w:t>
       <w:br/>
       <w:br/>
     </w:r>

--- a/klagomål/A 7996-2025 FSC-klagomål.docx
+++ b/klagomål/A 7996-2025 FSC-klagomål.docx
@@ -1127,7 +1127,7 @@
     <w:r>
       <w:tab/>
       <w:tab/>
-      <w:t>2025-10-03</w:t>
+      <w:t>2025-10-04</w:t>
       <w:br/>
       <w:br/>
     </w:r>

--- a/klagomål/A 7996-2025 FSC-klagomål.docx
+++ b/klagomål/A 7996-2025 FSC-klagomål.docx
@@ -1127,7 +1127,7 @@
     <w:r>
       <w:tab/>
       <w:tab/>
-      <w:t>2025-10-04</w:t>
+      <w:t>2025-10-05</w:t>
       <w:br/>
       <w:br/>
     </w:r>

--- a/klagomål/A 7996-2025 FSC-klagomål.docx
+++ b/klagomål/A 7996-2025 FSC-klagomål.docx
@@ -1127,7 +1127,7 @@
     <w:r>
       <w:tab/>
       <w:tab/>
-      <w:t>2025-10-05</w:t>
+      <w:t>2025-10-06</w:t>
       <w:br/>
       <w:br/>
     </w:r>

--- a/klagomål/A 7996-2025 FSC-klagomål.docx
+++ b/klagomål/A 7996-2025 FSC-klagomål.docx
@@ -1127,7 +1127,7 @@
     <w:r>
       <w:tab/>
       <w:tab/>
-      <w:t>2025-10-06</w:t>
+      <w:t>2025-10-07</w:t>
       <w:br/>
       <w:br/>
     </w:r>

--- a/klagomål/A 7996-2025 FSC-klagomål.docx
+++ b/klagomål/A 7996-2025 FSC-klagomål.docx
@@ -1127,7 +1127,7 @@
     <w:r>
       <w:tab/>
       <w:tab/>
-      <w:t>2025-10-07</w:t>
+      <w:t>2025-10-08</w:t>
       <w:br/>
       <w:br/>
     </w:r>

--- a/klagomål/A 7996-2025 FSC-klagomål.docx
+++ b/klagomål/A 7996-2025 FSC-klagomål.docx
@@ -1127,7 +1127,7 @@
     <w:r>
       <w:tab/>
       <w:tab/>
-      <w:t>2025-10-08</w:t>
+      <w:t>2025-10-09</w:t>
       <w:br/>
       <w:br/>
     </w:r>

--- a/klagomål/A 7996-2025 FSC-klagomål.docx
+++ b/klagomål/A 7996-2025 FSC-klagomål.docx
@@ -1127,7 +1127,7 @@
     <w:r>
       <w:tab/>
       <w:tab/>
-      <w:t>2025-10-09</w:t>
+      <w:t>2025-10-10</w:t>
       <w:br/>
       <w:br/>
     </w:r>

--- a/klagomål/A 7996-2025 FSC-klagomål.docx
+++ b/klagomål/A 7996-2025 FSC-klagomål.docx
@@ -1127,7 +1127,7 @@
     <w:r>
       <w:tab/>
       <w:tab/>
-      <w:t>2025-10-10</w:t>
+      <w:t>2025-10-11</w:t>
       <w:br/>
       <w:br/>
     </w:r>

--- a/klagomål/A 7996-2025 FSC-klagomål.docx
+++ b/klagomål/A 7996-2025 FSC-klagomål.docx
@@ -1127,7 +1127,7 @@
     <w:r>
       <w:tab/>
       <w:tab/>
-      <w:t>2025-10-16</w:t>
+      <w:t>2025-10-17</w:t>
       <w:br/>
       <w:br/>
     </w:r>

--- a/klagomål/A 7996-2025 FSC-klagomål.docx
+++ b/klagomål/A 7996-2025 FSC-klagomål.docx
@@ -1127,7 +1127,7 @@
     <w:r>
       <w:tab/>
       <w:tab/>
-      <w:t>2025-10-17</w:t>
+      <w:t>2025-10-18</w:t>
       <w:br/>
       <w:br/>
     </w:r>

--- a/klagomål/A 7996-2025 FSC-klagomål.docx
+++ b/klagomål/A 7996-2025 FSC-klagomål.docx
@@ -1127,7 +1127,7 @@
     <w:r>
       <w:tab/>
       <w:tab/>
-      <w:t>2025-10-18</w:t>
+      <w:t>2025-10-19</w:t>
       <w:br/>
       <w:br/>
     </w:r>

--- a/klagomål/A 7996-2025 FSC-klagomål.docx
+++ b/klagomål/A 7996-2025 FSC-klagomål.docx
@@ -1127,7 +1127,7 @@
     <w:r>
       <w:tab/>
       <w:tab/>
-      <w:t>2025-10-19</w:t>
+      <w:t>2025-10-20</w:t>
       <w:br/>
       <w:br/>
     </w:r>

--- a/klagomål/A 7996-2025 FSC-klagomål.docx
+++ b/klagomål/A 7996-2025 FSC-klagomål.docx
@@ -1127,7 +1127,7 @@
     <w:r>
       <w:tab/>
       <w:tab/>
-      <w:t>2025-10-20</w:t>
+      <w:t>2025-10-21</w:t>
       <w:br/>
       <w:br/>
     </w:r>

--- a/klagomål/A 7996-2025 FSC-klagomål.docx
+++ b/klagomål/A 7996-2025 FSC-klagomål.docx
@@ -336,7 +336,7 @@
         <w:t>Pucciniastrum goodyerae</w:t>
       </w:r>
       <w:r>
-        <w:t xml:space="preserve"> är klassad som NE (ej bedömd) i rödlistan(SLU Artdatabanken, 2024).</w:t>
+        <w:t xml:space="preserve"> är klassad som NE (ej bedömd) i rödlistan (SLU Artdatabanken, 2024).</w:t>
       </w:r>
     </w:p>
     <w:p>
@@ -1127,7 +1127,7 @@
     <w:r>
       <w:tab/>
       <w:tab/>
-      <w:t>2025-10-21</w:t>
+      <w:t>2025-10-22</w:t>
       <w:br/>
       <w:br/>
     </w:r>

--- a/klagomål/A 7996-2025 FSC-klagomål.docx
+++ b/klagomål/A 7996-2025 FSC-klagomål.docx
@@ -1127,7 +1127,7 @@
     <w:r>
       <w:tab/>
       <w:tab/>
-      <w:t>2025-10-22</w:t>
+      <w:t>2025-10-23</w:t>
       <w:br/>
       <w:br/>
     </w:r>

--- a/klagomål/A 7996-2025 FSC-klagomål.docx
+++ b/klagomål/A 7996-2025 FSC-klagomål.docx
@@ -1127,7 +1127,7 @@
     <w:r>
       <w:tab/>
       <w:tab/>
-      <w:t>2025-10-23</w:t>
+      <w:t>2025-10-24</w:t>
       <w:br/>
       <w:br/>
     </w:r>

--- a/klagomål/A 7996-2025 FSC-klagomål.docx
+++ b/klagomål/A 7996-2025 FSC-klagomål.docx
@@ -1127,7 +1127,7 @@
     <w:r>
       <w:tab/>
       <w:tab/>
-      <w:t>2025-10-24</w:t>
+      <w:t>2025-10-25</w:t>
       <w:br/>
       <w:br/>
     </w:r>

--- a/klagomål/A 7996-2025 FSC-klagomål.docx
+++ b/klagomål/A 7996-2025 FSC-klagomål.docx
@@ -1127,7 +1127,7 @@
     <w:r>
       <w:tab/>
       <w:tab/>
-      <w:t>2025-10-25</w:t>
+      <w:t>2025-10-26</w:t>
       <w:br/>
       <w:br/>
     </w:r>

--- a/klagomål/A 7996-2025 FSC-klagomål.docx
+++ b/klagomål/A 7996-2025 FSC-klagomål.docx
@@ -1127,7 +1127,7 @@
     <w:r>
       <w:tab/>
       <w:tab/>
-      <w:t>2025-10-26</w:t>
+      <w:t>2025-10-27</w:t>
       <w:br/>
       <w:br/>
     </w:r>

--- a/klagomål/A 7996-2025 FSC-klagomål.docx
+++ b/klagomål/A 7996-2025 FSC-klagomål.docx
@@ -1127,7 +1127,7 @@
     <w:r>
       <w:tab/>
       <w:tab/>
-      <w:t>2025-10-27</w:t>
+      <w:t>2025-10-28</w:t>
       <w:br/>
       <w:br/>
     </w:r>

--- a/klagomål/A 7996-2025 FSC-klagomål.docx
+++ b/klagomål/A 7996-2025 FSC-klagomål.docx
@@ -1127,7 +1127,7 @@
     <w:r>
       <w:tab/>
       <w:tab/>
-      <w:t>2025-10-28</w:t>
+      <w:t>2025-10-29</w:t>
       <w:br/>
       <w:br/>
     </w:r>

--- a/klagomål/A 7996-2025 FSC-klagomål.docx
+++ b/klagomål/A 7996-2025 FSC-klagomål.docx
@@ -1127,7 +1127,7 @@
     <w:r>
       <w:tab/>
       <w:tab/>
-      <w:t>2025-10-29</w:t>
+      <w:t>2025-10-30</w:t>
       <w:br/>
       <w:br/>
     </w:r>

--- a/klagomål/A 7996-2025 FSC-klagomål.docx
+++ b/klagomål/A 7996-2025 FSC-klagomål.docx
@@ -1127,7 +1127,7 @@
     <w:r>
       <w:tab/>
       <w:tab/>
-      <w:t>2025-10-30</w:t>
+      <w:t>2025-10-31</w:t>
       <w:br/>
       <w:br/>
     </w:r>

--- a/klagomål/A 7996-2025 FSC-klagomål.docx
+++ b/klagomål/A 7996-2025 FSC-klagomål.docx
@@ -1127,7 +1127,7 @@
     <w:r>
       <w:tab/>
       <w:tab/>
-      <w:t>2025-10-31</w:t>
+      <w:t>2025-11-01</w:t>
       <w:br/>
       <w:br/>
     </w:r>

--- a/klagomål/A 7996-2025 FSC-klagomål.docx
+++ b/klagomål/A 7996-2025 FSC-klagomål.docx
@@ -1127,7 +1127,7 @@
     <w:r>
       <w:tab/>
       <w:tab/>
-      <w:t>2025-11-01</w:t>
+      <w:t>2025-11-02</w:t>
       <w:br/>
       <w:br/>
     </w:r>

--- a/klagomål/A 7996-2025 FSC-klagomål.docx
+++ b/klagomål/A 7996-2025 FSC-klagomål.docx
@@ -1127,7 +1127,7 @@
     <w:r>
       <w:tab/>
       <w:tab/>
-      <w:t>2025-11-02</w:t>
+      <w:t>2025-11-03</w:t>
       <w:br/>
       <w:br/>
     </w:r>

--- a/klagomål/A 7996-2025 FSC-klagomål.docx
+++ b/klagomål/A 7996-2025 FSC-klagomål.docx
@@ -1127,7 +1127,7 @@
     <w:r>
       <w:tab/>
       <w:tab/>
-      <w:t>2025-11-03</w:t>
+      <w:t>2025-11-04</w:t>
       <w:br/>
       <w:br/>
     </w:r>

--- a/klagomål/A 7996-2025 FSC-klagomål.docx
+++ b/klagomål/A 7996-2025 FSC-klagomål.docx
@@ -1127,7 +1127,7 @@
     <w:r>
       <w:tab/>
       <w:tab/>
-      <w:t>2025-11-04</w:t>
+      <w:t>2025-11-05</w:t>
       <w:br/>
       <w:br/>
     </w:r>

--- a/klagomål/A 7996-2025 FSC-klagomål.docx
+++ b/klagomål/A 7996-2025 FSC-klagomål.docx
@@ -1127,7 +1127,7 @@
     <w:r>
       <w:tab/>
       <w:tab/>
-      <w:t>2025-11-05</w:t>
+      <w:t>2025-11-06</w:t>
       <w:br/>
       <w:br/>
     </w:r>

--- a/klagomål/A 7996-2025 FSC-klagomål.docx
+++ b/klagomål/A 7996-2025 FSC-klagomål.docx
@@ -1127,7 +1127,7 @@
     <w:r>
       <w:tab/>
       <w:tab/>
-      <w:t>2025-11-06</w:t>
+      <w:t>2025-11-07</w:t>
       <w:br/>
       <w:br/>
     </w:r>

--- a/klagomål/A 7996-2025 FSC-klagomål.docx
+++ b/klagomål/A 7996-2025 FSC-klagomål.docx
@@ -1127,7 +1127,7 @@
     <w:r>
       <w:tab/>
       <w:tab/>
-      <w:t>2025-11-07</w:t>
+      <w:t>2025-11-08</w:t>
       <w:br/>
       <w:br/>
     </w:r>

--- a/klagomål/A 7996-2025 FSC-klagomål.docx
+++ b/klagomål/A 7996-2025 FSC-klagomål.docx
@@ -1127,7 +1127,7 @@
     <w:r>
       <w:tab/>
       <w:tab/>
-      <w:t>2025-11-08</w:t>
+      <w:t>2025-11-09</w:t>
       <w:br/>
       <w:br/>
     </w:r>

--- a/klagomål/A 7996-2025 FSC-klagomål.docx
+++ b/klagomål/A 7996-2025 FSC-klagomål.docx
@@ -1127,7 +1127,7 @@
     <w:r>
       <w:tab/>
       <w:tab/>
-      <w:t>2025-11-09</w:t>
+      <w:t>2025-11-10</w:t>
       <w:br/>
       <w:br/>
     </w:r>

--- a/klagomål/A 7996-2025 FSC-klagomål.docx
+++ b/klagomål/A 7996-2025 FSC-klagomål.docx
@@ -1127,7 +1127,7 @@
     <w:r>
       <w:tab/>
       <w:tab/>
-      <w:t>2025-11-10</w:t>
+      <w:t>2025-11-11</w:t>
       <w:br/>
       <w:br/>
     </w:r>

--- a/klagomål/A 7996-2025 FSC-klagomål.docx
+++ b/klagomål/A 7996-2025 FSC-klagomål.docx
@@ -1127,7 +1127,7 @@
     <w:r>
       <w:tab/>
       <w:tab/>
-      <w:t>2025-11-11</w:t>
+      <w:t>2025-11-12</w:t>
       <w:br/>
       <w:br/>
     </w:r>

--- a/klagomål/A 7996-2025 FSC-klagomål.docx
+++ b/klagomål/A 7996-2025 FSC-klagomål.docx
@@ -1127,7 +1127,7 @@
     <w:r>
       <w:tab/>
       <w:tab/>
-      <w:t>2025-11-12</w:t>
+      <w:t>2025-11-13</w:t>
       <w:br/>
       <w:br/>
     </w:r>

--- a/klagomål/A 7996-2025 FSC-klagomål.docx
+++ b/klagomål/A 7996-2025 FSC-klagomål.docx
@@ -1127,7 +1127,7 @@
     <w:r>
       <w:tab/>
       <w:tab/>
-      <w:t>2025-11-13</w:t>
+      <w:t>2025-11-14</w:t>
       <w:br/>
       <w:br/>
     </w:r>

--- a/klagomål/A 7996-2025 FSC-klagomål.docx
+++ b/klagomål/A 7996-2025 FSC-klagomål.docx
@@ -1127,7 +1127,7 @@
     <w:r>
       <w:tab/>
       <w:tab/>
-      <w:t>2025-11-14</w:t>
+      <w:t>2025-11-15</w:t>
       <w:br/>
       <w:br/>
     </w:r>

--- a/klagomål/A 7996-2025 FSC-klagomål.docx
+++ b/klagomål/A 7996-2025 FSC-klagomål.docx
@@ -1127,7 +1127,7 @@
     <w:r>
       <w:tab/>
       <w:tab/>
-      <w:t>2025-11-15</w:t>
+      <w:t>2025-11-20</w:t>
       <w:br/>
       <w:br/>
     </w:r>

--- a/klagomål/A 7996-2025 FSC-klagomål.docx
+++ b/klagomål/A 7996-2025 FSC-klagomål.docx
@@ -1127,7 +1127,7 @@
     <w:r>
       <w:tab/>
       <w:tab/>
-      <w:t>2025-11-20</w:t>
+      <w:t>2025-11-21</w:t>
       <w:br/>
       <w:br/>
     </w:r>

--- a/klagomål/A 7996-2025 FSC-klagomål.docx
+++ b/klagomål/A 7996-2025 FSC-klagomål.docx
@@ -1127,7 +1127,7 @@
     <w:r>
       <w:tab/>
       <w:tab/>
-      <w:t>2025-11-21</w:t>
+      <w:t>2025-11-22</w:t>
       <w:br/>
       <w:br/>
     </w:r>

--- a/klagomål/A 7996-2025 FSC-klagomål.docx
+++ b/klagomål/A 7996-2025 FSC-klagomål.docx
@@ -1127,7 +1127,7 @@
     <w:r>
       <w:tab/>
       <w:tab/>
-      <w:t>2025-11-22</w:t>
+      <w:t>2025-11-23</w:t>
       <w:br/>
       <w:br/>
     </w:r>

--- a/klagomål/A 7996-2025 FSC-klagomål.docx
+++ b/klagomål/A 7996-2025 FSC-klagomål.docx
@@ -1127,7 +1127,7 @@
     <w:r>
       <w:tab/>
       <w:tab/>
-      <w:t>2025-11-23</w:t>
+      <w:t>2025-11-24</w:t>
       <w:br/>
       <w:br/>
     </w:r>

--- a/klagomål/A 7996-2025 FSC-klagomål.docx
+++ b/klagomål/A 7996-2025 FSC-klagomål.docx
@@ -1127,7 +1127,7 @@
     <w:r>
       <w:tab/>
       <w:tab/>
-      <w:t>2025-11-24</w:t>
+      <w:t>2025-11-25</w:t>
       <w:br/>
       <w:br/>
     </w:r>

--- a/klagomål/A 7996-2025 FSC-klagomål.docx
+++ b/klagomål/A 7996-2025 FSC-klagomål.docx
@@ -1127,7 +1127,7 @@
     <w:r>
       <w:tab/>
       <w:tab/>
-      <w:t>2025-11-25</w:t>
+      <w:t>2025-11-26</w:t>
       <w:br/>
       <w:br/>
     </w:r>

--- a/klagomål/A 7996-2025 FSC-klagomål.docx
+++ b/klagomål/A 7996-2025 FSC-klagomål.docx
@@ -1127,7 +1127,7 @@
     <w:r>
       <w:tab/>
       <w:tab/>
-      <w:t>2025-11-26</w:t>
+      <w:t>2025-11-27</w:t>
       <w:br/>
       <w:br/>
     </w:r>

--- a/klagomål/A 7996-2025 FSC-klagomål.docx
+++ b/klagomål/A 7996-2025 FSC-klagomål.docx
@@ -1127,7 +1127,7 @@
     <w:r>
       <w:tab/>
       <w:tab/>
-      <w:t>2025-11-27</w:t>
+      <w:t>2025-11-28</w:t>
       <w:br/>
       <w:br/>
     </w:r>

--- a/klagomål/A 7996-2025 FSC-klagomål.docx
+++ b/klagomål/A 7996-2025 FSC-klagomål.docx
@@ -1127,7 +1127,7 @@
     <w:r>
       <w:tab/>
       <w:tab/>
-      <w:t>2025-11-28</w:t>
+      <w:t>2025-11-29</w:t>
       <w:br/>
       <w:br/>
     </w:r>

--- a/klagomål/A 7996-2025 FSC-klagomål.docx
+++ b/klagomål/A 7996-2025 FSC-klagomål.docx
@@ -1127,7 +1127,7 @@
     <w:r>
       <w:tab/>
       <w:tab/>
-      <w:t>2025-11-29</w:t>
+      <w:t>2025-11-30</w:t>
       <w:br/>
       <w:br/>
     </w:r>

--- a/klagomål/A 7996-2025 FSC-klagomål.docx
+++ b/klagomål/A 7996-2025 FSC-klagomål.docx
@@ -1127,7 +1127,7 @@
     <w:r>
       <w:tab/>
       <w:tab/>
-      <w:t>2025-11-30</w:t>
+      <w:t>2025-12-01</w:t>
       <w:br/>
       <w:br/>
     </w:r>

--- a/klagomål/A 7996-2025 FSC-klagomål.docx
+++ b/klagomål/A 7996-2025 FSC-klagomål.docx
@@ -341,7 +341,7 @@
     </w:p>
     <w:p>
       <w:r>
-        <w:t>I det avverkningsanmälda området finns 1 fyndplatser för knärot registrerade på Artportalen. Figur 2 visar gränserna för buffertzoner på 50 m, som behöver lämnas kring fyndplatserna för att knärotslokalerna inte ska försvinna vid en avverkning. Av det avverkningsanmälda området överlappar 0.47 ha med buffertzonerna och får av detta skäl inte avverkas.</w:t>
+        <w:t>I det avverkningsanmälda området finns 2 fyndplatser för knärot registrerade på Artportalen. Figur 2 visar gränserna för buffertzoner på 50 m, som behöver lämnas kring fyndplatserna för att knärotslokalerna inte ska försvinna vid en avverkning. Av det avverkningsanmälda området överlappar 0.48 ha med buffertzonerna och får av detta skäl inte avverkas.</w:t>
       </w:r>
     </w:p>
     <w:p>
@@ -1127,7 +1127,7 @@
     <w:r>
       <w:tab/>
       <w:tab/>
-      <w:t>2025-12-01</w:t>
+      <w:t>2025-12-02</w:t>
       <w:br/>
       <w:br/>
     </w:r>

--- a/klagomål/A 7996-2025 FSC-klagomål.docx
+++ b/klagomål/A 7996-2025 FSC-klagomål.docx
@@ -1127,7 +1127,7 @@
     <w:r>
       <w:tab/>
       <w:tab/>
-      <w:t>2025-12-02</w:t>
+      <w:t>2025-12-03</w:t>
       <w:br/>
       <w:br/>
     </w:r>

--- a/klagomål/A 7996-2025 FSC-klagomål.docx
+++ b/klagomål/A 7996-2025 FSC-klagomål.docx
@@ -1127,7 +1127,7 @@
     <w:r>
       <w:tab/>
       <w:tab/>
-      <w:t>2025-12-03</w:t>
+      <w:t>2025-12-04</w:t>
       <w:br/>
       <w:br/>
     </w:r>

--- a/klagomål/A 7996-2025 FSC-klagomål.docx
+++ b/klagomål/A 7996-2025 FSC-klagomål.docx
@@ -1127,7 +1127,7 @@
     <w:r>
       <w:tab/>
       <w:tab/>
-      <w:t>2025-12-04</w:t>
+      <w:t>2025-12-05</w:t>
       <w:br/>
       <w:br/>
     </w:r>

--- a/klagomål/A 7996-2025 FSC-klagomål.docx
+++ b/klagomål/A 7996-2025 FSC-klagomål.docx
@@ -1127,7 +1127,7 @@
     <w:r>
       <w:tab/>
       <w:tab/>
-      <w:t>2025-12-05</w:t>
+      <w:t>2025-12-06</w:t>
       <w:br/>
       <w:br/>
     </w:r>

--- a/klagomål/A 7996-2025 FSC-klagomål.docx
+++ b/klagomål/A 7996-2025 FSC-klagomål.docx
@@ -1127,7 +1127,7 @@
     <w:r>
       <w:tab/>
       <w:tab/>
-      <w:t>2025-12-06</w:t>
+      <w:t>2025-12-07</w:t>
       <w:br/>
       <w:br/>
     </w:r>

--- a/klagomål/A 7996-2025 FSC-klagomål.docx
+++ b/klagomål/A 7996-2025 FSC-klagomål.docx
@@ -1127,7 +1127,7 @@
     <w:r>
       <w:tab/>
       <w:tab/>
-      <w:t>2025-12-07</w:t>
+      <w:t>2025-12-08</w:t>
       <w:br/>
       <w:br/>
     </w:r>

--- a/klagomål/A 7996-2025 FSC-klagomål.docx
+++ b/klagomål/A 7996-2025 FSC-klagomål.docx
@@ -1127,7 +1127,7 @@
     <w:r>
       <w:tab/>
       <w:tab/>
-      <w:t>2025-12-08</w:t>
+      <w:t>2025-12-09</w:t>
       <w:br/>
       <w:br/>
     </w:r>

--- a/klagomål/A 7996-2025 FSC-klagomål.docx
+++ b/klagomål/A 7996-2025 FSC-klagomål.docx
@@ -1127,7 +1127,7 @@
     <w:r>
       <w:tab/>
       <w:tab/>
-      <w:t>2025-12-09</w:t>
+      <w:t>2025-12-10</w:t>
       <w:br/>
       <w:br/>
     </w:r>

--- a/klagomål/A 7996-2025 FSC-klagomål.docx
+++ b/klagomål/A 7996-2025 FSC-klagomål.docx
@@ -1127,7 +1127,7 @@
     <w:r>
       <w:tab/>
       <w:tab/>
-      <w:t>2025-12-10</w:t>
+      <w:t>2025-12-11</w:t>
       <w:br/>
       <w:br/>
     </w:r>

--- a/klagomål/A 7996-2025 FSC-klagomål.docx
+++ b/klagomål/A 7996-2025 FSC-klagomål.docx
@@ -1127,7 +1127,7 @@
     <w:r>
       <w:tab/>
       <w:tab/>
-      <w:t>2025-12-11</w:t>
+      <w:t>2025-12-12</w:t>
       <w:br/>
       <w:br/>
     </w:r>

--- a/klagomål/A 7996-2025 FSC-klagomål.docx
+++ b/klagomål/A 7996-2025 FSC-klagomål.docx
@@ -1127,7 +1127,7 @@
     <w:r>
       <w:tab/>
       <w:tab/>
-      <w:t>2025-12-12</w:t>
+      <w:t>2025-12-13</w:t>
       <w:br/>
       <w:br/>
     </w:r>

--- a/klagomål/A 7996-2025 FSC-klagomål.docx
+++ b/klagomål/A 7996-2025 FSC-klagomål.docx
@@ -1127,7 +1127,7 @@
     <w:r>
       <w:tab/>
       <w:tab/>
-      <w:t>2025-12-19</w:t>
+      <w:t>2025-12-20</w:t>
       <w:br/>
       <w:br/>
     </w:r>

--- a/klagomål/A 7996-2025 FSC-klagomål.docx
+++ b/klagomål/A 7996-2025 FSC-klagomål.docx
@@ -1127,7 +1127,7 @@
     <w:r>
       <w:tab/>
       <w:tab/>
-      <w:t>2025-12-20</w:t>
+      <w:t>2025-12-21</w:t>
       <w:br/>
       <w:br/>
     </w:r>

--- a/klagomål/A 7996-2025 FSC-klagomål.docx
+++ b/klagomål/A 7996-2025 FSC-klagomål.docx
@@ -1127,7 +1127,7 @@
     <w:r>
       <w:tab/>
       <w:tab/>
-      <w:t>2025-12-21</w:t>
+      <w:t>2025-12-22</w:t>
       <w:br/>
       <w:br/>
     </w:r>

--- a/klagomål/A 7996-2025 FSC-klagomål.docx
+++ b/klagomål/A 7996-2025 FSC-klagomål.docx
@@ -1127,7 +1127,7 @@
     <w:r>
       <w:tab/>
       <w:tab/>
-      <w:t>2025-12-22</w:t>
+      <w:t>2025-12-26</w:t>
       <w:br/>
       <w:br/>
     </w:r>

--- a/klagomål/A 7996-2025 FSC-klagomål.docx
+++ b/klagomål/A 7996-2025 FSC-klagomål.docx
@@ -1127,7 +1127,7 @@
     <w:r>
       <w:tab/>
       <w:tab/>
-      <w:t>2026-01-07</w:t>
+      <w:t>2026-01-08</w:t>
       <w:br/>
       <w:br/>
     </w:r>

--- a/klagomål/A 7996-2025 FSC-klagomål.docx
+++ b/klagomål/A 7996-2025 FSC-klagomål.docx
@@ -1127,7 +1127,7 @@
     <w:r>
       <w:tab/>
       <w:tab/>
-      <w:t>2026-01-08</w:t>
+      <w:t>2026-01-09</w:t>
       <w:br/>
       <w:br/>
     </w:r>

--- a/klagomål/A 7996-2025 FSC-klagomål.docx
+++ b/klagomål/A 7996-2025 FSC-klagomål.docx
@@ -1127,7 +1127,7 @@
     <w:r>
       <w:tab/>
       <w:tab/>
-      <w:t>2026-01-09</w:t>
+      <w:t>2026-01-10</w:t>
       <w:br/>
       <w:br/>
     </w:r>

--- a/klagomål/A 7996-2025 FSC-klagomål.docx
+++ b/klagomål/A 7996-2025 FSC-klagomål.docx
@@ -1127,7 +1127,7 @@
     <w:r>
       <w:tab/>
       <w:tab/>
-      <w:t>2026-01-10</w:t>
+      <w:t>2026-01-11</w:t>
       <w:br/>
       <w:br/>
     </w:r>

--- a/klagomål/A 7996-2025 FSC-klagomål.docx
+++ b/klagomål/A 7996-2025 FSC-klagomål.docx
@@ -1127,7 +1127,7 @@
     <w:r>
       <w:tab/>
       <w:tab/>
-      <w:t>2026-01-11</w:t>
+      <w:t>2026-01-12</w:t>
       <w:br/>
       <w:br/>
     </w:r>

--- a/klagomål/A 7996-2025 FSC-klagomål.docx
+++ b/klagomål/A 7996-2025 FSC-klagomål.docx
@@ -1127,7 +1127,7 @@
     <w:r>
       <w:tab/>
       <w:tab/>
-      <w:t>2026-01-12</w:t>
+      <w:t>2026-01-13</w:t>
       <w:br/>
       <w:br/>
     </w:r>

--- a/klagomål/A 7996-2025 FSC-klagomål.docx
+++ b/klagomål/A 7996-2025 FSC-klagomål.docx
@@ -1127,7 +1127,7 @@
     <w:r>
       <w:tab/>
       <w:tab/>
-      <w:t>2026-01-13</w:t>
+      <w:t>2026-01-14</w:t>
       <w:br/>
       <w:br/>
     </w:r>

--- a/klagomål/A 7996-2025 FSC-klagomål.docx
+++ b/klagomål/A 7996-2025 FSC-klagomål.docx
@@ -1127,7 +1127,7 @@
     <w:r>
       <w:tab/>
       <w:tab/>
-      <w:t>2026-01-14</w:t>
+      <w:t>2026-01-15</w:t>
       <w:br/>
       <w:br/>
     </w:r>

--- a/klagomål/A 7996-2025 FSC-klagomål.docx
+++ b/klagomål/A 7996-2025 FSC-klagomål.docx
@@ -1127,7 +1127,7 @@
     <w:r>
       <w:tab/>
       <w:tab/>
-      <w:t>2026-01-15</w:t>
+      <w:t>2026-01-16</w:t>
       <w:br/>
       <w:br/>
     </w:r>

--- a/klagomål/A 7996-2025 FSC-klagomål.docx
+++ b/klagomål/A 7996-2025 FSC-klagomål.docx
@@ -1127,7 +1127,7 @@
     <w:r>
       <w:tab/>
       <w:tab/>
-      <w:t>2026-01-16</w:t>
+      <w:t>2026-01-17</w:t>
       <w:br/>
       <w:br/>
     </w:r>

--- a/klagomål/A 7996-2025 FSC-klagomål.docx
+++ b/klagomål/A 7996-2025 FSC-klagomål.docx
@@ -1127,7 +1127,7 @@
     <w:r>
       <w:tab/>
       <w:tab/>
-      <w:t>2026-01-17</w:t>
+      <w:t>2026-01-18</w:t>
       <w:br/>
       <w:br/>
     </w:r>

--- a/klagomål/A 7996-2025 FSC-klagomål.docx
+++ b/klagomål/A 7996-2025 FSC-klagomål.docx
@@ -1127,7 +1127,7 @@
     <w:r>
       <w:tab/>
       <w:tab/>
-      <w:t>2026-01-18</w:t>
+      <w:t>2026-01-19</w:t>
       <w:br/>
       <w:br/>
     </w:r>

--- a/klagomål/A 7996-2025 FSC-klagomål.docx
+++ b/klagomål/A 7996-2025 FSC-klagomål.docx
@@ -1127,7 +1127,7 @@
     <w:r>
       <w:tab/>
       <w:tab/>
-      <w:t>2026-01-19</w:t>
+      <w:t>2026-01-20</w:t>
       <w:br/>
       <w:br/>
     </w:r>

--- a/klagomål/A 7996-2025 FSC-klagomål.docx
+++ b/klagomål/A 7996-2025 FSC-klagomål.docx
@@ -1127,7 +1127,7 @@
     <w:r>
       <w:tab/>
       <w:tab/>
-      <w:t>2026-01-20</w:t>
+      <w:t>2026-01-21</w:t>
       <w:br/>
       <w:br/>
     </w:r>

--- a/klagomål/A 7996-2025 FSC-klagomål.docx
+++ b/klagomål/A 7996-2025 FSC-klagomål.docx
@@ -1127,7 +1127,7 @@
     <w:r>
       <w:tab/>
       <w:tab/>
-      <w:t>2026-01-21</w:t>
+      <w:t>2026-01-23</w:t>
       <w:br/>
       <w:br/>
     </w:r>

--- a/klagomål/A 7996-2025 FSC-klagomål.docx
+++ b/klagomål/A 7996-2025 FSC-klagomål.docx
@@ -1127,7 +1127,7 @@
     <w:r>
       <w:tab/>
       <w:tab/>
-      <w:t>2026-01-23</w:t>
+      <w:t>2026-01-24</w:t>
       <w:br/>
       <w:br/>
     </w:r>

--- a/klagomål/A 7996-2025 FSC-klagomål.docx
+++ b/klagomål/A 7996-2025 FSC-klagomål.docx
@@ -1127,7 +1127,7 @@
     <w:r>
       <w:tab/>
       <w:tab/>
-      <w:t>2026-01-24</w:t>
+      <w:t>2026-01-25</w:t>
       <w:br/>
       <w:br/>
     </w:r>

--- a/klagomål/A 7996-2025 FSC-klagomål.docx
+++ b/klagomål/A 7996-2025 FSC-klagomål.docx
@@ -1127,7 +1127,7 @@
     <w:r>
       <w:tab/>
       <w:tab/>
-      <w:t>2026-01-25</w:t>
+      <w:t>2026-01-26</w:t>
       <w:br/>
       <w:br/>
     </w:r>

--- a/klagomål/A 7996-2025 FSC-klagomål.docx
+++ b/klagomål/A 7996-2025 FSC-klagomål.docx
@@ -1127,7 +1127,7 @@
     <w:r>
       <w:tab/>
       <w:tab/>
-      <w:t>2026-01-26</w:t>
+      <w:t>2026-01-27</w:t>
       <w:br/>
       <w:br/>
     </w:r>

--- a/klagomål/A 7996-2025 FSC-klagomål.docx
+++ b/klagomål/A 7996-2025 FSC-klagomål.docx
@@ -1127,7 +1127,7 @@
     <w:r>
       <w:tab/>
       <w:tab/>
-      <w:t>2026-01-27</w:t>
+      <w:t>2026-01-28</w:t>
       <w:br/>
       <w:br/>
     </w:r>

--- a/klagomål/A 7996-2025 FSC-klagomål.docx
+++ b/klagomål/A 7996-2025 FSC-klagomål.docx
@@ -112,7 +112,7 @@
         <w:pStyle w:val="ListBullet"/>
       </w:pPr>
       <w:r>
-        <w:t>Om ett ombud (tex Norra skog eller Mellanskog) avverkningsanmäler en skog med naturvärden motsvarande nyckelbiotops kvalité men markägaren inte är FSC certifierad, bör du skicka in ett FSC kontrollerat virke klagomål. Då ska klagomålet skickas till ombudsföretaget.</w:t>
+        <w:t>Om ett ombud (tex Norra skog eller Mellanskog) avverkningsanmäler en skog med naturvärden motsvarande nyckelbiotops kvalitet men markägaren inte är FSC certifierad, bör du skicka in ett FSC kontrollerat virke klagomål. Då ska klagomålet skickas till ombudsföretaget.</w:t>
       </w:r>
     </w:p>
     <w:p>
@@ -254,7 +254,45 @@
         <w:t xml:space="preserve">Blåmossa </w:t>
       </w:r>
       <w:r>
-        <w:t>har karaktäristiska kuddar som är lätta att se på långt håll. Mycket stora kuddar, större än 0,5 meter i höjd, indikerar höga naturvärden där skogen har en lång period av orördhet oh stabila miljöförhållanden. Mossan växer under gynnsamma omständigheter cirka 1 centimeter per år och stora kuddar kan därför indirekt visa att lokalen varit lämplig under en lång tid (Nitare &amp; Skogsstyrelsen, 2019).</w:t>
+        <w:t xml:space="preserve">har karaktäristiska kuddar som är lätta att se på långt håll. Mycket stora kuddar, större än 0,5 meter i höjd, indikerar höga naturvärden där skogen har en lång period av orördhet oh stabila miljöförhållanden. Mossan växer under gynnsamma omständigheter cirka 1 centimeter per år och stora kuddar kan därför indirekt visa att lokalen varit lämplig under en lång tid. Blåmossa är typisk art för </w:t>
+      </w:r>
+      <w:r>
+        <w:rPr>
+          <w:i/>
+        </w:rPr>
+        <w:t>9010 Taiga, 9080 Lövsumpskog</w:t>
+      </w:r>
+      <w:r>
+        <w:t xml:space="preserve"> och </w:t>
+      </w:r>
+      <w:r>
+        <w:rPr>
+          <w:i/>
+        </w:rPr>
+        <w:t>9750 Svämlövskog</w:t>
+      </w:r>
+      <w:r>
+        <w:t xml:space="preserve"> (SLU Artdatabanken, 2025; Nitare &amp; Skogsstyrelsen, 2019).</w:t>
+      </w:r>
+    </w:p>
+    <w:p>
+      <w:r>
+        <w:rPr>
+          <w:b/>
+        </w:rPr>
+        <w:t>Dropptaggsvamp</w:t>
+      </w:r>
+      <w:r>
+        <w:t xml:space="preserve"> bildar mykorrhiza med tall, huvudsakligen i äldre skog. Total population i landet bedöms ha minskat och fortsatt minska på grund av slutavverkningar och förhöja kvävenivåer i marken som en följd av skogsgödsling. Dropptaggsvamp är typisk art för </w:t>
+      </w:r>
+      <w:r>
+        <w:rPr>
+          <w:i/>
+        </w:rPr>
+        <w:t xml:space="preserve">9010 Taiga </w:t>
+      </w:r>
+      <w:r>
+        <w:t>(SLU Artdatabanken, 2025).</w:t>
       </w:r>
     </w:p>
     <w:p>
@@ -265,7 +303,7 @@
         <w:t>Lunglav (NT)</w:t>
       </w:r>
       <w:r>
-        <w:t xml:space="preserve"> är en av vårt lands främsta signalarter som överallt indikerar gamla lövträd, skogsbestånd med höga naturvärden och ekosystem med lång skoglig kontinuitet. Lokalt kan förekomsten vara mycket riklig men den hittas nästan enbart i gamla och ej slutavverkade skogar. Artens samtliga förekomster bör uppmärksammas från naturvårdssynpunkt, då många lokaler även hyser andra ovanliga och rödlistade arter. Rikliga förekomster bör skyddas med biotopskydd, frivilliga avsättningar eller reservat. Det finns ett antal sällsynta lavparasiter som växer på lunglav: lunglavsknapp (VU), skrovelmössing (DD), lunglavshårprick (DD), </w:t>
+        <w:t xml:space="preserve"> är en av vårt lands främsta signalarter som överallt indikerar gamla lövträd, skogsbestånd med höga naturvärden och ekosystem med långskoglig kontinuitet. Lokalt kan förekomsten vara mycket riklig men den hittas nästan enbart i gamla och ej slutavverkade skogar. Artens samtliga förekomster bör uppmärksammas från naturvårdssynpunkt, då många lokaler även hyser andra ovanliga och rödlistade arter. Rikliga förekomster bör skyddas med biotopskydd, frivilliga avsättningar eller reservat. Det finns ett antal sällsynta lavparasiter som växer på lunglav: lunglavsknapp (VU), skrovelmössing (DD), lunglavshårprick (DD), </w:t>
       </w:r>
       <w:r>
         <w:rPr>
@@ -283,7 +321,25 @@
         <w:t>Chalara lobariae</w:t>
       </w:r>
       <w:r>
-        <w:t xml:space="preserve"> (NA) (SLU Artdatabanken, 2025; SLU Artdatabanken, 2024; Nitare &amp; Skogsstyrelsen, 2019).</w:t>
+        <w:t xml:space="preserve"> (NA). Lunglav är typisk art för </w:t>
+      </w:r>
+      <w:r>
+        <w:rPr>
+          <w:i/>
+        </w:rPr>
+        <w:t>9010 Taiga, 9020 Nordlig ädellövskog, 9110 Näringsfattig bokskog, 9130 Näringsrik bokskog, 9160 Näringsrik ekskog, 9180 Ädellövskog i branter, 9190 Näringsfattig ekskog, 9070 Trädklädd betesmark, 9040 Fjällbjörkskog</w:t>
+      </w:r>
+      <w:r>
+        <w:t xml:space="preserve"> och</w:t>
+      </w:r>
+      <w:r>
+        <w:rPr>
+          <w:i/>
+        </w:rPr>
+        <w:t xml:space="preserve"> 6530 Lövängar</w:t>
+      </w:r>
+      <w:r>
+        <w:t xml:space="preserve"> (SLU Artdatabanken, 2025; SLU Artdatabanken, 2024; Nitare &amp; Skogsstyrelsen, 2019).</w:t>
       </w:r>
     </w:p>
     <w:p>
@@ -294,7 +350,16 @@
         <w:t xml:space="preserve">Motaggsvamp (NT) </w:t>
       </w:r>
       <w:r>
-        <w:t>bildar mykorrhiza med tall i tallskog och hittas huvudsakligen i äldre, glesare skogsbestånd och hällmarksimpediment. Arten hotas främst av skogsavverkning och tycks försvinna efter slutavverkning, markberedning och plantering (SLU Artdatabanken, 2024).</w:t>
+        <w:t xml:space="preserve">bildar mykorrhiza med tall i tallskog och hittas huvudsakligen i äldre, glesare skogsbestånd och hällmarksimpediment. Arten hotas främst av skogsavverkning och tycks försvinna efter slutavverkning, markberedning och plantering. Motaggsvamp är typisk art för </w:t>
+      </w:r>
+      <w:r>
+        <w:rPr>
+          <w:i/>
+        </w:rPr>
+        <w:t>9010 Taiga</w:t>
+      </w:r>
+      <w:r>
+        <w:t xml:space="preserve"> (SLU Artdatabanken, 2024).</w:t>
       </w:r>
     </w:p>
     <w:p>
@@ -318,7 +383,25 @@
         <w:t>Knärot (VU, §8)</w:t>
       </w:r>
       <w:r>
-        <w:t xml:space="preserve"> är rödlistad som sårbar och fridlyst enligt 8§ artskyddsförordningen. En nyligen genomförd analys av 79 floraväktarlokaler indikerar att det behövs någonstans mellan 100 och 150 meters skyddszon för att en knärotspopulation inte ska dö ut på lång sikt (Sebestyén &amp; Sundberg, 2025). Detta ligger väl i linje med tidigare genomförda studier som visar att det krävs väl tilltagna buffertzoner för att knäroten inte ska ta skada av skogsbruksåtgärder i intilliggande skog (Johnson, 2014; Koelmeijer m.fl., 2022; Skogsstyrelsen, 2022). Arten är även känslig för gallring vilket framgår av Skogsstyrelsens egen vägledning för hänsyn till knärot (Skogsstyrelsen, 2022). För rika förekomster av knärot är reservatsbildning eller biotopskydd lämpliga åtgärder för att skydda den. På knärot kan den sällsynta rostsvampen </w:t>
+        <w:t xml:space="preserve"> är typisk art för </w:t>
+      </w:r>
+      <w:r>
+        <w:rPr>
+          <w:i/>
+        </w:rPr>
+        <w:t xml:space="preserve">9010 Taiga </w:t>
+      </w:r>
+      <w:r>
+        <w:t>och</w:t>
+      </w:r>
+      <w:r>
+        <w:rPr>
+          <w:i/>
+        </w:rPr>
+        <w:t xml:space="preserve"> 9050 Näringsrik granskog</w:t>
+      </w:r>
+      <w:r>
+        <w:t xml:space="preserve">, rödlistad som sårbar och fridlyst enligt 8§ artskyddsförordningen. En nyligen genomförd analys av 79 floraväktarlokaler indikerar att det behövs någonstans mellan 100 och 150 meters skyddszon för att en knärotspopulation inte ska dö ut på lång sikt (Sebestyén &amp; Sundberg, 2025). Detta ligger väl i linje med tidigare genomförda studier som visar att det krävs väl tilltagna buffertzoner för att knäroten inte ska ta skada av skogsbruksåtgärder i intilliggande skog (Johnson, 2014; Koelmeijer m.fl., 2022; Skogsstyrelsen, 2022). Arten är även känslig för gallring vilket framgår av Skogsstyrelsens egen vägledning för hänsyn till knärot (Skogsstyrelsen, 2022). För rika förekomster av knärot är reservatsbildning eller biotopskydd lämpliga åtgärder för att skydda den. På knärot kan den sällsynta rostsvampen </w:t>
       </w:r>
       <w:r>
         <w:rPr>
@@ -703,7 +786,25 @@
     </w:p>
     <w:p>
       <w:r>
-        <w:t>Knärot är fridlyst enligt 8 och 15 §§ artskyddsförordningen och klassad som sårbar (VU) enligt rödlistan 2020. Knärot är beroende av hög och jämn luftfuktighet i gamla, ostörda skogsmiljöer och är känslig för snabba förändringar av ljus-/vindförhållanden eller uttorkning. På grund av ett alltför intensivt skogsbruk har den minskat med 40 (25–50) % under de senaste 60 åren och i framtiden bedöms minskningstakten uppgå till 30 (20–40) %. Till följd av att arten har en dokumenterat högre minskningstakt i förhållande till sin generationstid än vad som tidigare varit känt (data från Riksskogstaxeringen) höjdes den till hotkategori sårbar (VU) i rödlistan 2020 (SLU Artdatabanken, 2024).</w:t>
+        <w:t xml:space="preserve">Knärot är typisk art för </w:t>
+      </w:r>
+      <w:r>
+        <w:rPr>
+          <w:i/>
+        </w:rPr>
+        <w:t xml:space="preserve">9010 Taiga </w:t>
+      </w:r>
+      <w:r>
+        <w:t>och</w:t>
+      </w:r>
+      <w:r>
+        <w:rPr>
+          <w:i/>
+        </w:rPr>
+        <w:t xml:space="preserve"> 9050 Näringsrik granskog</w:t>
+      </w:r>
+      <w:r>
+        <w:t>, fridlyst enligt 8 och 15 §§ artskyddsförordningen och klassad som sårbar (VU) enligt rödlistan 2020. Knärot är beroende av hög och jämn luftfuktighet i gamla, ostörda skogsmiljöer och är känslig för snabba förändringar av ljus-/vindförhållanden eller uttorkning. På grund av ett alltför intensivt skogsbruk har den minskat med 40 (25–50) % under de senaste 60 åren och i framtiden bedöms minskningstakten uppgå till 30 (20–40) %. Till följd av att arten har en dokumenterat högre minskningstakt i förhållande till sin generationstid än vad som tidigare varit känt (data från Riksskogstaxeringen) höjdes den till hotkategori sårbar (VU) i rödlistan 2020 (SLU Artdatabanken, 2024).</w:t>
       </w:r>
     </w:p>
     <w:p>
@@ -896,7 +997,25 @@
     </w:p>
     <w:p>
       <w:r>
-        <w:t>Lunglav (NT) är en av vårt lands främsta signalarter som överallt indikerar gamla lövträd, skogsbestånd med höga naturvärden och ekosystem med lång skoglig kontinuitet. Lokalt kan förekomsten vara mycket riklig men den hittas nästan enbart i gamla och ej slutavverkade skogar. Artens samtliga förekomster bör uppmärksammas från naturvårdssynpunkt, då många lokaler även hyser andra ovanliga och rödlistade arter. Rikliga förekomster bör skyddas med biotopskydd, frivilliga avsättningar eller reservat (SLU Artdatabanken, 2024; Nitare &amp; Skogsstyrelsen, 2019).</w:t>
+        <w:t xml:space="preserve">Lunglav (NT) är en av vårt lands främsta signalarter som överallt indikerar gamla lövträd, skogsbestånd med höga naturvärden och ekosystem med lång skoglig kontinuitet. Lokalt kan förekomsten vara mycket riklig men den hittas nästan enbart i gamla och ej slutavverkade skogar. Artens samtliga förekomster bör uppmärksammas från naturvårdssynpunkt, då många lokaler även hyser andra ovanliga och rödlistade arter. Rikliga förekomster bör skyddas med biotopskydd, frivilliga avsättningar eller reservat. Lunglav är typisk art för </w:t>
+      </w:r>
+      <w:r>
+        <w:rPr>
+          <w:i/>
+        </w:rPr>
+        <w:t>9010 Taiga, 9020 Nordlig ädellövskog, 9110 Näringsfattig bokskog, 9130 Näringsrik bokskog, 9160 Näringsrik ekskog, 9180 Ädellövskog i branter, 9190 Näringsfattig ekskog, 9070 Trädklädd betesmark, 9040 Fjällbjörkskog</w:t>
+      </w:r>
+      <w:r>
+        <w:t xml:space="preserve"> och</w:t>
+      </w:r>
+      <w:r>
+        <w:rPr>
+          <w:i/>
+        </w:rPr>
+        <w:t xml:space="preserve"> 6530 Lövängar</w:t>
+      </w:r>
+      <w:r>
+        <w:t xml:space="preserve"> (SLU Artdatabanken, 2024; Nitare &amp; Skogsstyrelsen, 2019).</w:t>
       </w:r>
     </w:p>
     <w:p>
@@ -1127,7 +1246,7 @@
     <w:r>
       <w:tab/>
       <w:tab/>
-      <w:t>2026-01-28</w:t>
+      <w:t>2026-01-29</w:t>
       <w:br/>
       <w:br/>
     </w:r>

--- a/klagomål/A 7996-2025 FSC-klagomål.docx
+++ b/klagomål/A 7996-2025 FSC-klagomål.docx
@@ -1246,7 +1246,7 @@
     <w:r>
       <w:tab/>
       <w:tab/>
-      <w:t>2026-01-29</w:t>
+      <w:t>2026-01-30</w:t>
       <w:br/>
       <w:br/>
     </w:r>

--- a/klagomål/A 7996-2025 FSC-klagomål.docx
+++ b/klagomål/A 7996-2025 FSC-klagomål.docx
@@ -1246,7 +1246,7 @@
     <w:r>
       <w:tab/>
       <w:tab/>
-      <w:t>2026-01-30</w:t>
+      <w:t>2026-01-31</w:t>
       <w:br/>
       <w:br/>
     </w:r>

--- a/klagomål/A 7996-2025 FSC-klagomål.docx
+++ b/klagomål/A 7996-2025 FSC-klagomål.docx
@@ -1246,7 +1246,7 @@
     <w:r>
       <w:tab/>
       <w:tab/>
-      <w:t>2026-03-02</w:t>
+      <w:t>2026-03-03</w:t>
       <w:br/>
       <w:br/>
     </w:r>

--- a/klagomål/A 7996-2025 FSC-klagomål.docx
+++ b/klagomål/A 7996-2025 FSC-klagomål.docx
@@ -1246,7 +1246,7 @@
     <w:r>
       <w:tab/>
       <w:tab/>
-      <w:t>2026-03-03</w:t>
+      <w:t>2026-03-04</w:t>
       <w:br/>
       <w:br/>
     </w:r>

--- a/klagomål/A 7996-2025 FSC-klagomål.docx
+++ b/klagomål/A 7996-2025 FSC-klagomål.docx
@@ -1246,7 +1246,7 @@
     <w:r>
       <w:tab/>
       <w:tab/>
-      <w:t>2026-03-04</w:t>
+      <w:t>2026-03-05</w:t>
       <w:br/>
       <w:br/>
     </w:r>

--- a/klagomål/A 7996-2025 FSC-klagomål.docx
+++ b/klagomål/A 7996-2025 FSC-klagomål.docx
@@ -1246,7 +1246,7 @@
     <w:r>
       <w:tab/>
       <w:tab/>
-      <w:t>2026-03-05</w:t>
+      <w:t>2026-03-06</w:t>
       <w:br/>
       <w:br/>
     </w:r>

--- a/klagomål/A 7996-2025 FSC-klagomål.docx
+++ b/klagomål/A 7996-2025 FSC-klagomål.docx
@@ -1246,7 +1246,7 @@
     <w:r>
       <w:tab/>
       <w:tab/>
-      <w:t>2026-03-06</w:t>
+      <w:t>2026-03-07</w:t>
       <w:br/>
       <w:br/>
     </w:r>

--- a/klagomål/A 7996-2025 FSC-klagomål.docx
+++ b/klagomål/A 7996-2025 FSC-klagomål.docx
@@ -1223,7 +1223,7 @@
     <w:r>
       <w:tab/>
       <w:tab/>
-      <w:t>2026-05-16</w:t>
+      <w:t>2026-05-17</w:t>
       <w:br/>
       <w:br/>
     </w:r>

--- a/klagomål/A 7996-2025 FSC-klagomål.docx
+++ b/klagomål/A 7996-2025 FSC-klagomål.docx
@@ -1223,7 +1223,7 @@
     <w:r>
       <w:tab/>
       <w:tab/>
-      <w:t>2026-05-17</w:t>
+      <w:t>2026-05-18</w:t>
       <w:br/>
       <w:br/>
     </w:r>

--- a/klagomål/A 7996-2025 FSC-klagomål.docx
+++ b/klagomål/A 7996-2025 FSC-klagomål.docx
@@ -1223,7 +1223,7 @@
     <w:r>
       <w:tab/>
       <w:tab/>
-      <w:t>2026-05-18</w:t>
+      <w:t>2026-05-19</w:t>
       <w:br/>
       <w:br/>
     </w:r>

--- a/klagomål/A 7996-2025 FSC-klagomål.docx
+++ b/klagomål/A 7996-2025 FSC-klagomål.docx
@@ -1223,7 +1223,7 @@
     <w:r>
       <w:tab/>
       <w:tab/>
-      <w:t>2026-05-19</w:t>
+      <w:t>2026-05-20</w:t>
       <w:br/>
       <w:br/>
     </w:r>

--- a/klagomål/A 7996-2025 FSC-klagomål.docx
+++ b/klagomål/A 7996-2025 FSC-klagomål.docx
@@ -1223,7 +1223,7 @@
     <w:r>
       <w:tab/>
       <w:tab/>
-      <w:t>2026-06-15</w:t>
+      <w:t>2026-06-16</w:t>
       <w:br/>
       <w:br/>
     </w:r>

--- a/klagomål/A 7996-2025 FSC-klagomål.docx
+++ b/klagomål/A 7996-2025 FSC-klagomål.docx
@@ -1223,7 +1223,7 @@
     <w:r>
       <w:tab/>
       <w:tab/>
-      <w:t>2026-06-16</w:t>
+      <w:t>2026-06-17</w:t>
       <w:br/>
       <w:br/>
     </w:r>

--- a/klagomål/A 7996-2025 FSC-klagomål.docx
+++ b/klagomål/A 7996-2025 FSC-klagomål.docx
@@ -1,6 +1,6 @@
 
 <file path=word/document.xml><?xml version="1.0" encoding="utf-8"?>
-<w:document xmlns:wpc="http://schemas.microsoft.com/office/word/2010/wordprocessingCanvas" xmlns:cx="http://schemas.microsoft.com/office/drawing/2014/chartex" xmlns:cx1="http://schemas.microsoft.com/office/drawing/2015/9/8/chartex" xmlns:cx2="http://schemas.microsoft.com/office/drawing/2015/10/21/chartex" xmlns:cx3="http://schemas.microsoft.com/office/drawing/2016/5/9/chartex" xmlns:cx4="http://schemas.microsoft.com/office/drawing/2016/5/10/chartex" xmlns:cx5="http://schemas.microsoft.com/office/drawing/2016/5/11/chartex" xmlns:cx6="http://schemas.microsoft.com/office/drawing/2016/5/12/chartex" xmlns:cx7="http://schemas.microsoft.com/office/drawing/2016/5/13/chartex" xmlns:cx8="http://schemas.microsoft.com/office/drawing/2016/5/14/chartex" xmlns:mc="http://schemas.openxmlformats.org/markup-compatibility/2006" xmlns:aink="http://schemas.microsoft.com/office/drawing/2016/ink" xmlns:am3d="http://schemas.microsoft.com/office/drawing/2017/model3d" xmlns:o="urn:schemas-microsoft-com:office:office" xmlns:oel="http://schemas.microsoft.com/office/2019/extlst" xmlns:r="http://schemas.openxmlformats.org/officeDocument/2006/relationships" xmlns:m="http://schemas.openxmlformats.org/officeDocument/2006/math" xmlns:v="urn:schemas-microsoft-com:vml" xmlns:wp14="http://schemas.microsoft.com/office/word/2010/wordprocessingDrawing" xmlns:wp="http://schemas.openxmlformats.org/drawingml/2006/wordprocessingDrawing" xmlns:w10="urn:schemas-microsoft-com:office:word" xmlns:w="http://schemas.openxmlformats.org/wordprocessingml/2006/main" xmlns:w14="http://schemas.microsoft.com/office/word/2010/wordml" xmlns:w15="http://schemas.microsoft.com/office/word/2012/wordml" xmlns:w16cex="http://schemas.microsoft.com/office/word/2018/wordml/cex" xmlns:w16cid="http://schemas.microsoft.com/office/word/2016/wordml/cid" xmlns:w16="http://schemas.microsoft.com/office/word/2018/wordml" xmlns:w16sdtdh="http://schemas.microsoft.com/office/word/2020/wordml/sdtdatahash" xmlns:w16se="http://schemas.microsoft.com/office/word/2015/wordml/symex" xmlns:wpg="http://schemas.microsoft.com/office/word/2010/wordprocessingGroup" xmlns:wpi="http://schemas.microsoft.com/office/word/2010/wordprocessingInk" xmlns:wne="http://schemas.microsoft.com/office/word/2006/wordml" xmlns:wps="http://schemas.microsoft.com/office/word/2010/wordprocessingShape" mc:Ignorable="w14 w15 w16se w16cid w16 w16cex w16sdtdh wp14">
+<w:document xmlns:wpc="http://schemas.microsoft.com/office/word/2010/wordprocessingCanvas" xmlns:cx="http://schemas.microsoft.com/office/drawing/2014/chartex" xmlns:cx1="http://schemas.microsoft.com/office/drawing/2015/9/8/chartex" xmlns:cx2="http://schemas.microsoft.com/office/drawing/2015/10/21/chartex" xmlns:cx3="http://schemas.microsoft.com/office/drawing/2016/5/9/chartex" xmlns:cx4="http://schemas.microsoft.com/office/drawing/2016/5/10/chartex" xmlns:cx5="http://schemas.microsoft.com/office/drawing/2016/5/11/chartex" xmlns:cx6="http://schemas.microsoft.com/office/drawing/2016/5/12/chartex" xmlns:cx7="http://schemas.microsoft.com/office/drawing/2016/5/13/chartex" xmlns:cx8="http://schemas.microsoft.com/office/drawing/2016/5/14/chartex" xmlns:mc="http://schemas.openxmlformats.org/markup-compatibility/2006" xmlns:aink="http://schemas.microsoft.com/office/drawing/2016/ink" xmlns:am3d="http://schemas.microsoft.com/office/drawing/2017/model3d" xmlns:o="urn:schemas-microsoft-com:office:office" xmlns:oel="http://schemas.microsoft.com/office/2019/extlst" xmlns:r="http://schemas.openxmlformats.org/officeDocument/2006/relationships" xmlns:m="http://schemas.openxmlformats.org/officeDocument/2006/math" xmlns:v="urn:schemas-microsoft-com:vml" xmlns:wp14="http://schemas.microsoft.com/office/word/2010/wordprocessingDrawing" xmlns:wp="http://schemas.openxmlformats.org/drawingml/2006/wordprocessingDrawing" xmlns:w10="urn:schemas-microsoft-com:office:word" xmlns:w="http://schemas.openxmlformats.org/wordprocessingml/2006/main" xmlns:w14="http://schemas.microsoft.com/office/word/2010/wordml" xmlns:w15="http://schemas.microsoft.com/office/word/2012/wordml" xmlns:w16cex="http://schemas.microsoft.com/office/word/2018/wordml/cex" xmlns:w16cid="http://schemas.microsoft.com/office/word/2016/wordml/cid" xmlns:w16="http://schemas.microsoft.com/office/word/2018/wordml" xmlns:w16du="http://schemas.microsoft.com/office/word/2023/wordml/word16du" xmlns:w16sdtdh="http://schemas.microsoft.com/office/word/2020/wordml/sdtdatahash" xmlns:w16sdtfl="http://schemas.microsoft.com/office/word/2024/wordml/sdtformatlock" xmlns:w16se="http://schemas.microsoft.com/office/word/2015/wordml/symex" xmlns:wpg="http://schemas.microsoft.com/office/word/2010/wordprocessingGroup" xmlns:wpi="http://schemas.microsoft.com/office/word/2010/wordprocessingInk" xmlns:wne="http://schemas.microsoft.com/office/word/2006/wordml" xmlns:wps="http://schemas.microsoft.com/office/word/2010/wordprocessingShape" mc:Ignorable="w14 w15 w16se w16cid w16 w16cex w16sdtdh w16sdtfl w16du wp14">
   <w:body>
     <w:p>
       <w:r>
@@ -168,7 +168,7 @@
     </w:p>
     <w:p>
       <w:r>
-        <w:t>Detta dokument behandlar höga naturvärden i avverkningsanmälan A 7996-2025 i Årjängs kommun. Denna avverkningsanmälan inkom 2025-02-19 12:28:49 och omfattar 7,3 ha.</w:t>
+        <w:t>Detta dokument behandlar höga naturvärden i avverkningsanmälan A 7996-2025 i Årjängs kommun som inkom 2025-02-19 och omfattar 7,3 ha.</w:t>
       </w:r>
     </w:p>
     <w:p>
@@ -191,12 +191,15 @@
     </w:p>
     <w:p>
       <w:r>
-        <w:t>I avverkningsanmälan har följande 5 naturvårdsarter hittats: knärot (VU, §8), lunglav (NT), motaggsvamp (NT), blåmossa (S) och dropptaggsvamp (S). Av dessa är 3 rödlistade. För rödlistade arter har rödlistekategorin angivits inom parentes. Arter som är signalarter enligt Skogsstyrelsen har markerats med (S). För fridlysta arter anges även paragrafen i Artskyddsförordningen som arten är fridlyst enligt.</w:t>
+        <w:t>I och inom 16 meter från avverkningsanmälan har följande 7 naturvårdsarter hittats: knärot (VU, T, §8), dropptaggsvamp (NT, T), lunglav (NT, T), motaggsvamp (NT, T), talltita (NT, §4), blåmossa (S, T) och kungsfågel (§4). Av dessa är 5 rödlistade. För rödlistade arter har rödlistekategorin angivits inom parentes. Arter som är signalarter enligt Skogsstyrelsen har markerats med (S). Typiska arter inom Natura 2000 som är kopplade till skogsekosystem har markerats med (T). För fridlysta arter anges även paragrafen i Artskyddsförordningen som arten är fridlyst enligt.</w:t>
       </w:r>
     </w:p>
     <w:p>
       <w:r>
-        <w:t>De påträffade naturvårdsarterna är ett tydligt kvitto på att detta rör sig om en skog med höga naturvärden. I Figur 1 visas en karta över det avverkningsanmälda området, där samtliga fyndplatser för naturvårdsarter som finns registrerade på Artportalen har markerats.</w:t>
+        <w:t>De påträffade naturvårdsarterna är ett tydligt kvitto på att det rör sig om en skog med höga naturvärden.</w:t>
+      </w:r>
+      <w:r>
+        <w:t xml:space="preserve"> I Figur 1 visas fyndplatser för naturvårdsarter i området, som finns registrerade på Artportalen.</w:t>
       </w:r>
     </w:p>
     <w:p>
@@ -206,7 +209,7 @@
       <w:r>
         <w:drawing>
           <wp:inline xmlns:a="http://schemas.openxmlformats.org/drawingml/2006/main" xmlns:pic="http://schemas.openxmlformats.org/drawingml/2006/picture">
-            <wp:extent cx="5486400" cy="4510007"/>
+            <wp:extent cx="5301755" cy="5688000"/>
             <wp:docPr id="1" name="Picture 1"/>
             <wp:cNvGraphicFramePr>
               <a:graphicFrameLocks noChangeAspect="1"/>
@@ -227,7 +230,7 @@
                   <pic:spPr>
                     <a:xfrm>
                       <a:off x="0" y="0"/>
-                      <a:ext cx="5486400" cy="4510007"/>
+                      <a:ext cx="5301755" cy="5688000"/>
                     </a:xfrm>
                     <a:prstGeom prst="rect"/>
                   </pic:spPr>
@@ -241,38 +244,37 @@
     <w:p>
       <w:pPr>
         <w:pStyle w:val="Caption"/>
+        <w:spacing w:after="240"/>
       </w:pPr>
       <w:r>
-        <w:t>Figur 1. Fyndplatser för naturvårdsarter i det avverkningsanmälda området (röd linje). Markörer utan svart kant är placerade på fyndplatsen. Markörer med svart kant är placerade vid sidan av fyndplatsen och har ett svart streck som visar fyndplatsens exakta position. Kartans mittpunktskoordinat är N 6576440, E 342168 i SWEREF 99 TM.</w:t>
+        <w:t>Figur 1. Fyndplatser för naturvårdsarter i och inom 16 meter från avverkningsanmälan (röd linje). Markörer utan svart kant är placerade på fyndplatsen. Markörer med svart kant är placerade vid sidan av fyndplatsen och har ett svart streck som visar fyndplatsens exakta position. Kartans mittpunktskoordinat är N 6576440, E 342168 i SWEREF 99 TM.</w:t>
       </w:r>
     </w:p>
     <w:p>
+      <w:pPr>
+        <w:pStyle w:val="Heading2"/>
+      </w:pPr>
+      <w:r>
+        <w:t>Fridlysta arter</w:t>
+      </w:r>
+    </w:p>
+    <w:p>
+      <w:r>
+        <w:t>Följande fridlysta arter har sina livsmiljöer och växtplatser i den avverkningsanmälda skogen: knärot (VU, T, §8), talltita (NT, §4) och kungsfågel (§4).</w:t>
+      </w:r>
+    </w:p>
+    <w:p>
+      <w:r>
+        <w:t xml:space="preserve">Observera att medlemsländerna är skyldiga att agera i enlighet med EU:s fågeldirektiv där det uttryckligen står att direktivet gäller för fåglar samt för deras ägg, bon och </w:t>
+      </w:r>
       <w:r>
         <w:rPr>
           <w:b/>
         </w:rPr>
-        <w:t xml:space="preserve">Blåmossa </w:t>
-      </w:r>
-      <w:r>
-        <w:t xml:space="preserve">har karaktäristiska kuddar som är lätta att se på långt håll. Mycket stora kuddar, större än 0,5 meter i höjd, indikerar höga naturvärden där skogen har en lång period av orördhet oh stabila miljöförhållanden. Mossan växer under gynnsamma omständigheter cirka 1 centimeter per år och stora kuddar kan därför indirekt visa att lokalen varit lämplig under en lång tid. Blåmossa är typisk art för </w:t>
-      </w:r>
-      <w:r>
-        <w:rPr>
-          <w:i/>
-        </w:rPr>
-        <w:t>9010 Taiga, 9080 Lövsumpskog</w:t>
-      </w:r>
-      <w:r>
-        <w:t xml:space="preserve"> och </w:t>
-      </w:r>
-      <w:r>
-        <w:rPr>
-          <w:i/>
-        </w:rPr>
-        <w:t>9750 Svämlövskog</w:t>
-      </w:r>
-      <w:r>
-        <w:t xml:space="preserve"> (SLU Artdatabanken, 2025; Nitare &amp; Skogsstyrelsen, 2019).</w:t>
+        <w:t xml:space="preserve">livsmiljöer </w:t>
+      </w:r>
+      <w:r>
+        <w:t>(artikel 1). Vidare att de åtgärder som vidtas inte får leda till en försämring av den nuvarande situationen beträffande bevarandet av de fågelarter som avses i artikel 1 (artikel 13). Fågeldirektivet är styrande för tillsynsansvariga myndigheters ärendehantering, ställningstaganden och beslutsfattande.</w:t>
       </w:r>
     </w:p>
     <w:p>
@@ -280,10 +282,10 @@
         <w:rPr>
           <w:b/>
         </w:rPr>
-        <w:t>Dropptaggsvamp (NT)</w:t>
-      </w:r>
-      <w:r>
-        <w:t xml:space="preserve"> bildar mykorrhiza med tall, främst i barrskog med trädkontinuitet, i magra, torra och ljusöppna lavtallskogar och i barrblandskogar med friskmossor och lingon i fältskiktet. Den totala populationen i landet har minskat och bedöms fortsätta minska till följd av slutavverkningar av tallskog. Det är högst oklart om arten långsiktigt kan etablera och reproducera sig i skogsbestånd som brukas med trakthyggesmetoder, markberedning, gödsling eller föryngring med förädlat plantmaterial. Uppfyller kriterierna för att bli rödlistad på grund av ny kunskap som visar att en större andel av populationen än tidigare bedömt är knuten till kontinuitetsbarrskog. Minskningstakten för den svenska populationen bedöms vara nära gränsvärdet för Sårbar (VU). Dropptaggsvamp är typisk art för </w:t>
+        <w:t>Knärot (VU, §8)</w:t>
+      </w:r>
+      <w:r>
+        <w:t xml:space="preserve"> är typisk art för </w:t>
       </w:r>
       <w:r>
         <w:rPr>
@@ -292,115 +294,6 @@
         <w:t xml:space="preserve">9010 Taiga </w:t>
       </w:r>
       <w:r>
-        <w:t>(SLU Artdatabanken, 2026).</w:t>
-      </w:r>
-    </w:p>
-    <w:p>
-      <w:r>
-        <w:rPr>
-          <w:b/>
-        </w:rPr>
-        <w:t>Lunglav (NT)</w:t>
-      </w:r>
-      <w:r>
-        <w:t xml:space="preserve"> är en av vårt lands främsta signalarter som överallt indikerar gamla lövträd, skogsbestånd med höga naturvärden och ekosystem med långskoglig kontinuitet. Lokalt kan förekomsten vara mycket riklig men den hittas nästan enbart i gamla och ej slutavverkade skogar. Artens samtliga förekomster bör uppmärksammas från naturvårdssynpunkt, då många lokaler även hyser andra ovanliga och rödlistade arter. Rikliga förekomster bör skyddas med biotopskydd, frivilliga avsättningar eller reservat. På lunglav kan de sällsynta lavparasiterna lunglavshårprick (CR), </w:t>
-      </w:r>
-      <w:r>
-        <w:rPr>
-          <w:i/>
-        </w:rPr>
-        <w:t>Abrothallus diederichii</w:t>
-      </w:r>
-      <w:r>
-        <w:t xml:space="preserve"> (VU), </w:t>
-      </w:r>
-      <w:r>
-        <w:rPr>
-          <w:i/>
-        </w:rPr>
-        <w:t>Abrothallus lobariae</w:t>
-      </w:r>
-      <w:r>
-        <w:t xml:space="preserve"> (VU), </w:t>
-      </w:r>
-      <w:r>
-        <w:rPr>
-          <w:i/>
-        </w:rPr>
-        <w:t>Calycina lobariae</w:t>
-      </w:r>
-      <w:r>
-        <w:t xml:space="preserve"> (VU), lunglavsknapp (VU) och skrovelmössing (VU) påträffas. Lunglav är typisk art för </w:t>
-      </w:r>
-      <w:r>
-        <w:rPr>
-          <w:i/>
-        </w:rPr>
-        <w:t>9010 Taiga, 9020 Nordlig ädellövskog, 9110 Näringsfattig bokskog, 9130 Näringsrik bokskog, 9160 Näringsrik ekskog, 9180 Ädellövskog i branter, 9190 Näringsfattig ekskog, 9070 Trädklädd betesmark, 9040 Fjällbjörkskog</w:t>
-      </w:r>
-      <w:r>
-        <w:t xml:space="preserve"> och</w:t>
-      </w:r>
-      <w:r>
-        <w:rPr>
-          <w:i/>
-        </w:rPr>
-        <w:t xml:space="preserve"> 6530 Lövängar</w:t>
-      </w:r>
-      <w:r>
-        <w:t xml:space="preserve"> (SLU Artdatabanken, 2026; Nitare &amp; Skogsstyrelsen, 2019).</w:t>
-      </w:r>
-    </w:p>
-    <w:p>
-      <w:r>
-        <w:rPr>
-          <w:b/>
-        </w:rPr>
-        <w:t xml:space="preserve">Motaggsvamp (NT) </w:t>
-      </w:r>
-      <w:r>
-        <w:t xml:space="preserve">bildar mykorrhiza med tall i tallskog och hittas huvudsakligen i äldre, glesare skogsbestånd och hällmarksimpediment. Arten hotas främst av skogsavverkning och tycks försvinna efter slutavverkning, markberedning och plantering. Motaggsvamp är typisk art för </w:t>
-      </w:r>
-      <w:r>
-        <w:rPr>
-          <w:i/>
-        </w:rPr>
-        <w:t>9010 Taiga</w:t>
-      </w:r>
-      <w:r>
-        <w:t xml:space="preserve"> (SLU Artdatabanken, 2024).</w:t>
-      </w:r>
-    </w:p>
-    <w:p>
-      <w:pPr>
-        <w:pStyle w:val="Heading1"/>
-      </w:pPr>
-      <w:r>
-        <w:t>Fridlysta arter</w:t>
-      </w:r>
-    </w:p>
-    <w:p>
-      <w:r>
-        <w:t>Följande fridlysta arter har sina livsmiljöer och växtplatser i den avverkningsanmälda skogen: knärot (VU, §8).</w:t>
-      </w:r>
-    </w:p>
-    <w:p>
-      <w:r>
-        <w:rPr>
-          <w:b/>
-        </w:rPr>
-        <w:t>Knärot (VU, §8)</w:t>
-      </w:r>
-      <w:r>
-        <w:t xml:space="preserve"> är typisk art för </w:t>
-      </w:r>
-      <w:r>
-        <w:rPr>
-          <w:i/>
-        </w:rPr>
-        <w:t xml:space="preserve">9010 Taiga </w:t>
-      </w:r>
-      <w:r>
         <w:t>och</w:t>
       </w:r>
       <w:r>
@@ -410,7 +303,7 @@
         <w:t xml:space="preserve"> 9050 Näringsrik granskog</w:t>
       </w:r>
       <w:r>
-        <w:t xml:space="preserve">, rödlistad som sårbar och fridlyst enligt 8§ artskyddsförordningen. En nyligen genomförd analys av 79 floraväktarlokaler indikerar att det behövs någonstans mellan 100 och 150 meters skyddszon för att en knärotspopulation inte ska dö ut på lång sikt (Sebestyén &amp; Sundberg, 2025). Detta ligger väl i linje med tidigare genomförda studier som visar att det krävs väl tilltagna buffertzoner för att knäroten inte ska ta skada av skogsbruksåtgärder i intilliggande skog (Johnson, 2014; Koelmeijer m.fl., 2022; Skogsstyrelsen, 2022). Arten är även känslig för gallring vilket framgår av Skogsstyrelsens egen vägledning för hänsyn till knärot (Skogsstyrelsen, 2022). För rika förekomster av knärot är reservatsbildning eller biotopskydd lämpliga åtgärder för att skydda den. På knärot kan den sällsynta rostsvampen </w:t>
+        <w:t xml:space="preserve">, rödlistad som sårbar och fridlyst enligt 8§ artskyddsförordningen. En nyligen genomförd analys av 79 floraväktarlokaler indikerar att det behövs någonstans mellan 100 och 150 meters skyddszon för att en knärotspopulation inte ska dö ut på lång sikt (Sebestyén &amp; Sundberg, 2025). Detta ligger väl i linje med tidigare genomförda studier som visar att det krävs väl tilltagna buffertzoner för att knäroten inte ska ta skada av skogsbruksåtgärder i intilliggande skog (Johnson, 2014; Koelmeijer m.fl., 2022; Skogsstyrelsen, 2022). Arten är även känslig för gallring vilket framgår av Skogsstyrelsens egen vägledning för hänsyn till knärot (Skogsstyrelsen, 2022). Ytterligare en studie visar på den starka korrelationen mellan minskande arealer kontinuitetsskog och lokal utdöenderisk. Knäroten uppvisade en mycket låg koloniseringsgrad (0,7 % över 10 år) i kombination med hög lokal utrotningsrisk (75,2 %), där utrotningssannolikheten ökade kraftigt när arealen kontinuitetsskog minskade mellan undersökningar, t.ex. på grund av kalhyggesbruk (Johansson et al., 2026). För rika förekomster av knärot är reservatsbildning eller biotopskydd lämpliga åtgärder för att skydda den. På knärot kan den sällsynta rostsvampen </w:t>
       </w:r>
       <w:r>
         <w:rPr>
@@ -443,7 +336,7 @@
       <w:r>
         <w:drawing>
           <wp:inline xmlns:a="http://schemas.openxmlformats.org/drawingml/2006/main" xmlns:pic="http://schemas.openxmlformats.org/drawingml/2006/picture">
-            <wp:extent cx="5486400" cy="5341231"/>
+            <wp:extent cx="5486400" cy="5757892"/>
             <wp:docPr id="2" name="Picture 2"/>
             <wp:cNvGraphicFramePr>
               <a:graphicFrameLocks noChangeAspect="1"/>
@@ -464,7 +357,7 @@
                   <pic:spPr>
                     <a:xfrm>
                       <a:off x="0" y="0"/>
-                      <a:ext cx="5486400" cy="5341231"/>
+                      <a:ext cx="5486400" cy="5757892"/>
                     </a:xfrm>
                     <a:prstGeom prst="rect"/>
                   </pic:spPr>
@@ -478,19 +371,159 @@
     <w:p>
       <w:pPr>
         <w:pStyle w:val="Caption"/>
+        <w:spacing w:after="240"/>
       </w:pPr>
       <w:r>
         <w:t>Figur 2. Fyndplatser och buffertzoner för knärot i det avverkningsanmälda området. Endast fyndplatser vars buffertzoner överlappar med det avverkningsanmälda området har tagits med i visualiseringen. Kartans mittpunktskoordinat är N 6576440, E 342168 i SWEREF 99 TM.</w:t>
+      </w:r>
+    </w:p>
+    <w:p>
+      <w:r>
+        <w:rPr>
+          <w:b/>
+        </w:rPr>
+        <w:t>Talltita (NT, §4)</w:t>
+      </w:r>
+      <w:r>
+        <w:t>, rödlistad som nära hotad och prioriterad art i Skogsvårdslagen, har häckningsrevir i anmälan. Arten har minskat kraftigt de senaste 30 åren och minskningstakten innevarande 10-årsperiod beräknas till 20 (10–30) %. Talltitan är synnerligen trogen sitt cirka 15 hektar stora revir och är beroende av flerskiktade olikåldriga skogar för att kunna föda upp sina ungar. Talltitan försvinner om dess livsmiljö kalavverkas (Eggers &amp; Low, 2014; Ekman, 1979; Griesser et al, 2007; Klein, 2020; Siffczyk et al, 2003; SLU Artdatabanken, 2021).</w:t>
+      </w:r>
+    </w:p>
+    <w:p>
+      <w:r>
+        <w:t>I BILAGA 1 finns mer detaljerad information om ekologi samt krav på livsmiljö hos fridlysta arter.</w:t>
       </w:r>
     </w:p>
     <w:p>
       <w:pPr>
-        <w:pStyle w:val="Caption"/>
+        <w:pStyle w:val="Heading2"/>
       </w:pPr>
+      <w:r>
+        <w:t>Övriga naturvårdsarter</w:t>
+      </w:r>
     </w:p>
     <w:p>
       <w:r>
-        <w:t>I BILAGA 1 finns mer detaljerad information om ekologi samt krav på livsmiljö hos fridlysta arter.</w:t>
+        <w:rPr>
+          <w:b/>
+        </w:rPr>
+        <w:t xml:space="preserve">Blåmossa </w:t>
+      </w:r>
+      <w:r>
+        <w:t xml:space="preserve">har karaktäristiska kuddar som är lätta att se på långt håll. Mycket stora kuddar, större än 0,5 meter i höjd, indikerar höga naturvärden där skogen har en lång period av orördhet oh stabila miljöförhållanden. Mossan växer under gynnsamma omständigheter cirka 1 centimeter per år och stora kuddar kan därför indirekt visa att lokalen varit lämplig under en lång tid. Blåmossa är typisk art för </w:t>
+      </w:r>
+      <w:r>
+        <w:rPr>
+          <w:i/>
+        </w:rPr>
+        <w:t>9010 Taiga, 9080 Lövsumpskog</w:t>
+      </w:r>
+      <w:r>
+        <w:t xml:space="preserve"> och </w:t>
+      </w:r>
+      <w:r>
+        <w:rPr>
+          <w:i/>
+        </w:rPr>
+        <w:t>9750 Svämlövskog</w:t>
+      </w:r>
+      <w:r>
+        <w:t xml:space="preserve"> (SLU Artdatabanken, 2025; Nitare &amp; Skogsstyrelsen, 2019).</w:t>
+      </w:r>
+    </w:p>
+    <w:p>
+      <w:r>
+        <w:rPr>
+          <w:b/>
+        </w:rPr>
+        <w:t>Dropptaggsvamp (NT)</w:t>
+      </w:r>
+      <w:r>
+        <w:t xml:space="preserve"> bildar mykorrhiza med tall, främst i barrskog med trädkontinuitet, i magra, torra och ljusöppna lavtallskogar och i barrblandskogar med friskmossor och lingon i fältskiktet. Den totala populationen i landet har minskat och bedöms fortsätta minska till följd av slutavverkningar av tallskog. Det är högst oklart om arten långsiktigt kan etablera och reproducera sig i skogsbestånd som brukas med trakthyggesmetoder, markberedning, gödsling eller föryngring med förädlat plantmaterial. Uppfyller kriterierna för att bli rödlistad på grund av ny kunskap som visar att en större andel av populationen än tidigare bedömt är knuten till kontinuitetsbarrskog. Minskningstakten för den svenska populationen bedöms vara nära gränsvärdet för Sårbar (VU). Dropptaggsvamp är typisk art för </w:t>
+      </w:r>
+      <w:r>
+        <w:rPr>
+          <w:i/>
+        </w:rPr>
+        <w:t xml:space="preserve">9010 Taiga </w:t>
+      </w:r>
+      <w:r>
+        <w:t>(SLU Artdatabanken, 2026).</w:t>
+      </w:r>
+    </w:p>
+    <w:p>
+      <w:r>
+        <w:rPr>
+          <w:b/>
+        </w:rPr>
+        <w:t>Lunglav (NT)</w:t>
+      </w:r>
+      <w:r>
+        <w:t xml:space="preserve"> är en av vårt lands främsta signalarter som överallt indikerar gamla lövträd, skogsbestånd med höga naturvärden och ekosystem med långskoglig kontinuitet. Lokalt kan förekomsten vara mycket riklig men den hittas nästan enbart i gamla och ej slutavverkade skogar. Artens samtliga förekomster bör uppmärksammas från naturvårdssynpunkt, då många lokaler även hyser andra ovanliga och rödlistade arter. Rikliga förekomster bör skyddas med biotopskydd, frivilliga avsättningar eller reservat. På lunglav kan de sällsynta lavparasiterna lunglavshårprick (CR), </w:t>
+      </w:r>
+      <w:r>
+        <w:rPr>
+          <w:i/>
+        </w:rPr>
+        <w:t>Abrothallus diederichii</w:t>
+      </w:r>
+      <w:r>
+        <w:t xml:space="preserve"> (VU), </w:t>
+      </w:r>
+      <w:r>
+        <w:rPr>
+          <w:i/>
+        </w:rPr>
+        <w:t>Abrothallus lobariae</w:t>
+      </w:r>
+      <w:r>
+        <w:t xml:space="preserve"> (VU), </w:t>
+      </w:r>
+      <w:r>
+        <w:rPr>
+          <w:i/>
+        </w:rPr>
+        <w:t>Calycina lobariae</w:t>
+      </w:r>
+      <w:r>
+        <w:t xml:space="preserve"> (VU), lunglavsknapp (VU) och skrovelmössing (VU) påträffas. Lunglav är typisk art för </w:t>
+      </w:r>
+      <w:r>
+        <w:rPr>
+          <w:i/>
+        </w:rPr>
+        <w:t>9010 Taiga, 9020 Nordlig ädellövskog, 9110 Näringsfattig bokskog, 9130 Näringsrik bokskog, 9160 Näringsrik ekskog, 9180 Ädellövskog i branter, 9190 Näringsfattig ekskog, 9070 Trädklädd betesmark, 9040 Fjällbjörkskog</w:t>
+      </w:r>
+      <w:r>
+        <w:t xml:space="preserve"> och</w:t>
+      </w:r>
+      <w:r>
+        <w:rPr>
+          <w:i/>
+        </w:rPr>
+        <w:t xml:space="preserve"> 6530 Lövängar</w:t>
+      </w:r>
+      <w:r>
+        <w:t xml:space="preserve"> (SLU Artdatabanken, 2026; Nitare &amp; Skogsstyrelsen, 2019).</w:t>
+      </w:r>
+    </w:p>
+    <w:p>
+      <w:r>
+        <w:rPr>
+          <w:b/>
+        </w:rPr>
+        <w:t xml:space="preserve">Motaggsvamp (NT) </w:t>
+      </w:r>
+      <w:r>
+        <w:t xml:space="preserve">bildar mykorrhiza med tall i tallskog och hittas huvudsakligen i äldre, glesare skogsbestånd och hällmarksimpediment. Arten hotas främst av skogsavverkning och tycks försvinna efter slutavverkning, markberedning och plantering. Motaggsvamp är typisk art för </w:t>
+      </w:r>
+      <w:r>
+        <w:rPr>
+          <w:i/>
+        </w:rPr>
+        <w:t>9010 Taiga</w:t>
+      </w:r>
+      <w:r>
+        <w:t xml:space="preserve"> (SLU Artdatabanken, 2024).</w:t>
       </w:r>
     </w:p>
     <w:p>
@@ -545,6 +578,22 @@
       <w:r>
         <w:t>I den avverkningsanmälda skogen har fridlysta arter sina livsmiljöer och växtplatser. Att skada de fridlysta arternas livsmiljöer, växtplatser eller ekologiska funktion är inte tillåtet enligt artskyddsförordningen.</w:t>
       </w:r>
+      <w:r>
+        <w:rPr>
+          <w:i/>
+        </w:rPr>
+        <w:t xml:space="preserve"> EU:s medlemsländer och skogsbolag är skyldiga att agera i enlighet med EU:s fågeldirektiv där det uttryckligen står att direktivet gäller för fåglar samt för deras ägg, bon och </w:t>
+      </w:r>
+      <w:r>
+        <w:rPr>
+          <w:b/>
+          <w:i/>
+        </w:rPr>
+        <w:t xml:space="preserve">livsmiljöer </w:t>
+      </w:r>
+      <w:r>
+        <w:t>(artikel 1). Vidare att de åtgärder som vidtas inte får leda till en försämring av den nuvarande situationen beträffande bevarandet av de fågelarter som avses i artikel 1 (artikel 13).</w:t>
+      </w:r>
     </w:p>
     <w:p>
       <w:r>
@@ -583,7 +632,7 @@
         <w:rPr>
           <w:i/>
         </w:rPr>
-        <w:t>I det avverkningsanmälda skogsområdet har 5 naturvårdsarter varav 3 rödlistade arter sina livsmiljöer och växtplatser.</w:t>
+        <w:t>I det avverkningsanmälda skogsområdet har 7 naturvårdsarter varav 5 rödlistade arter sina livsmiljöer och växtplatser.</w:t>
       </w:r>
     </w:p>
     <w:p>
@@ -818,7 +867,7 @@
     </w:p>
     <w:p>
       <w:r>
-        <w:t>En analys av 79 floraväktarlokaler åren 1990–2015 vilka återbesökts under 2020–2024 visade på en tydlig negativ påverkan på knärotsförekomster från större hyggen i närområdet (inom 150–200 m) vilket indikerar att kanteffekter har en stor påverkan på populationerna. Resultaten bekräftar knärotens känslighet för kanteffekter och visar vikten av att skydda större skogsbestånd för att bevara arten. Om det blir höga andelar (&gt;30%) hyggen inom 200 meter från en knärotsförekomst så ökar risken för att en knärotspopulation dör ut och det verkar det behövas någonstans mellan 100 och 150 meters skyddszon för att bevara arten på lång sikt (Sebestyén &amp; Sundberg, 2025).</w:t>
+        <w:t>En analys av 79 floraväktarlokaler åren 1990–2015 vilka återbesökts under 2020–2024 visade på en tydlig negativ påverkan på knärotsförekomster från större hyggen i närområdet (inom 150–200 m) vilket indikerar att kanteffekter har en stor påverkan på populationerna. Resultaten bekräftar knärotens känslighet för kanteffekter och visar vikten av att skydda större skogsbestånd för att bevara arten. Om det blir höga andelar (&gt;30%) hyggen inom 200 meter från en knärotsförekomst så ökar risken för att en knärotspopulation dör ut och det verkar det behövas någonstans mellan 100 och 150 meters skyddszon för att bevara arten på lång sikt (Sebestyén &amp; Sundberg, 2025). Detta stöds även av en studie (Johansson et al, 2026) baserad på data från Riksskogstaxeringen som visar att knäroten minskat med 66 % under perioden 1993–2022 samt att det finns en stark korrelation mellan minskande arealer kontinuitetsskog och lokal utdöenderisk. Knäroten uppvisade en mycket låg koloniseringsgrad (0,7 % över 10 år) i kombination med hög lokal utrotningsrisk (75,2 %), där utrotningssannolikheten ökade kraftigt när arealen kontinuitetsskog minskade mellan undersökningar, t.ex. på grund av kalhyggesbruk (Johansson et al., 2026).</w:t>
       </w:r>
     </w:p>
     <w:p>
@@ -863,7 +912,7 @@
     </w:p>
     <w:p>
       <w:r>
-        <w:t>En nyligen publicerad vetenskaplig uppsats av Koelmeijer m.fl. (2022) inkluderar orkidén knärots skyddsbehov. I uppsatsen berörs problemet med uttorkning för växter, bl.a. för knärot, ett problem som blivit accentuerat på grund av den pågående klimatförändringen och torra somrar, t.ex. den exceptionellt torra sommaren 2018. I uppsatsen undersöks områden med tre olika avstånd från kalhyggeskant med avseende på skydd bl.a. för knärot. Det första området har avstånd upp till 20 m från hyggeskant (Strong edge effect), det andra 20–40 m från hyggeskant (Weak edge effect) och det tredje avser större avstånd från hyggeskant, där kanteffekten anses vara försumbar (Interior). Ett resultat var att man fann stor eller mycket stor uttorkningseffekt på känsliga och rödlistade skogsarter vid de kortare avstånden till hyggeskant, medan effekt av uttorkning inte konstaterades på större avstånd (Interior). För orkidén knärot fann man en rik förekomst (upp till 0,06 dm2/m2) på stort avstånd från hyggeskant (Interior), medan förekomsten var liten eller närmast försumbar i de områden som klassificerades som Weak edge effect respektive Strong edge effect. Arbetet påpekar att de allt oftare förekommande torra somrarna ger ytterligare skäl att utöka skyddsavståndet från hyggen till den fuktkrävande arten knärot (Koelmeijer m.fl., 2022).</w:t>
+        <w:t>Ytterligare en studie (Koelmeijer m.fl., 2022) inkluderar knärotens skyddsbehov. I uppsatsen berörs problemet med uttorkning för växter, bl.a. för knärot, ett problem som blivit accentuerat på grund av den pågående klimatförändringen och torra somrar, t.ex. den exceptionellt torra sommaren 2018. I uppsatsen undersöks områden med tre olika avstånd från kalhyggeskant med avseende på skydd bl.a. för knärot. Det första området har avstånd upp till 20 m från hyggeskant (Strong edge effect), det andra 20–40 m från hyggeskant (Weak edge effect) och det tredje avser större avstånd från hyggeskant, där kanteffekten anses vara försumbar (Interior). Ett resultat var att man fann stor eller mycket stor uttorkningseffekt på känsliga och rödlistade skogsarter vid de kortare avstånden till hyggeskant, medan effekt av uttorkning inte konstaterades på större avstånd (Interior). För orkidén knärot fann man en rik förekomst (upp till 0,06 dm2/m2) på stort avstånd från hyggeskant (Interior), medan förekomsten var liten eller närmast försumbar i de områden som klassificerades som Weak edge effect respektive Strong edge effect. Arbetet påpekar att de allt oftare förekommande torra somrarna ger ytterligare skäl att utöka skyddsavståndet från hyggen till den fuktkrävande arten knärot (Koelmeijer m.fl., 2022).</w:t>
       </w:r>
     </w:p>
     <w:p>
@@ -895,7 +944,7 @@
         <w:t xml:space="preserve">Short-term response of the herbaceous layer within leave patches after harvest. </w:t>
       </w:r>
       <w:r>
-        <w:t>Forest Ecology and Management 257, 1014–1025</w:t>
+        <w:t>Forest Ecology and Management 257, 1014–1025.</w:t>
       </w:r>
     </w:p>
     <w:p>
@@ -909,7 +958,30 @@
         <w:t xml:space="preserve">Level and pattern of overstory retention interact to shape long-term responses of understories to timber harvest. </w:t>
       </w:r>
       <w:r>
-        <w:t>Ecological Applications, 22, 2049–2064</w:t>
+        <w:t>Ecological Applications, 22, 2049–2064.</w:t>
+      </w:r>
+    </w:p>
+    <w:p>
+      <w:r>
+        <w:t>Johansson, V., Jansson, M. och Bergman, K-O</w:t>
+      </w:r>
+      <w:r>
+        <w:rPr>
+          <w:i/>
+        </w:rPr>
+        <w:t>.</w:t>
+      </w:r>
+      <w:r>
+        <w:t>, 2026.</w:t>
+      </w:r>
+      <w:r>
+        <w:rPr>
+          <w:i/>
+        </w:rPr>
+        <w:t xml:space="preserve"> A 30-year population decline of a threatened forest orchid associated with old growth forests</w:t>
+      </w:r>
+      <w:r>
+        <w:t>. Department of Physics, Chemistry and Biology (IFM), Linköping University.</w:t>
       </w:r>
     </w:p>
     <w:p>
@@ -923,7 +995,7 @@
         <w:t>Retention Forestry as a Conservation Measure for Boreal Forest Ground Vegetation</w:t>
       </w:r>
       <w:r>
-        <w:t>. Doktorsavhandling, SLU, Uppsala</w:t>
+        <w:t>. Doktorsavhandling, SLU, Uppsala.</w:t>
       </w:r>
     </w:p>
     <w:p>
@@ -937,7 +1009,7 @@
         <w:t xml:space="preserve">Interactive effects of drought and edge exposure on old-growth forest understory species. </w:t>
       </w:r>
       <w:r>
-        <w:t>Landscape Ecology, 37, sid 1839–1853</w:t>
+        <w:t>Landscape Ecology, 37, sid 1839–1853.</w:t>
       </w:r>
     </w:p>
     <w:p>
@@ -965,7 +1037,7 @@
         <w:t>Påverkan på knärotslokaler från hyggen i närheten.</w:t>
       </w:r>
       <w:r>
-        <w:t xml:space="preserve"> DAPHNE 36:1 2025. Botaniska Sällskapet i Stockholm</w:t>
+        <w:t xml:space="preserve"> DAPHNE 36:1 2025. Botaniska Sällskapet i Stockholm.</w:t>
       </w:r>
     </w:p>
     <w:p>
@@ -979,7 +1051,7 @@
         <w:t xml:space="preserve">Vägledning för hänsyn till knärot. </w:t>
       </w:r>
       <w:r>
-        <w:t>https://www.skogsstyrelsen.se/lag-och-tillsyn/artskydd/vagledningar-och-kunskapsstod-artskydd/vagledning-for-hansyn-till-knarot/</w:t>
+        <w:t>https://www.skogsstyrelsen.se/lag-och-tillsyn/artskydd/vagledningar-och-kunskapsstod-artskydd/vagledning-for-hansyn-till-knarot/.</w:t>
       </w:r>
     </w:p>
     <w:p>
@@ -993,7 +1065,7 @@
         <w:t xml:space="preserve">Artfaktablad. Naturvård – artfakta. </w:t>
       </w:r>
       <w:r>
-        <w:t>SLU Artdatabanken, Uppsala</w:t>
+        <w:t>SLU Artdatabanken, Uppsala.</w:t>
       </w:r>
     </w:p>
     <w:p>
@@ -1093,6 +1165,126 @@
       </w:r>
       <w:r>
         <w:t>SLU Artdatabanken, Uppsala.</w:t>
+      </w:r>
+    </w:p>
+    <w:p>
+      <w:pPr>
+        <w:pStyle w:val="Heading1"/>
+      </w:pPr>
+      <w:r>
+        <w:t>Talltita – ekologi samt krav på livsmiljön</w:t>
+      </w:r>
+    </w:p>
+    <w:p>
+      <w:r>
+        <w:t>Talltita är rödlistad som NT, fridlyst och prioriterad art i Skogsvårdslagen. Den omfattas av EU:s fågeldirektiv. Arten har minskat kraftigt de senaste 30 åren och minskningstakten innevarande 10-årsperiod beräknas till 20 (10–30) % (SLU Artdatabanken, 2022).</w:t>
+      </w:r>
+    </w:p>
+    <w:p>
+      <w:r>
+        <w:t>Talltita föredrar större sammanhängande barrskogar, och finns såväl i tallskog som granskog och i lövblandad barrskog. Skogens struktur är viktig och ska helst vara flerskiktad med riklig underväxt av mindre granar, björk och andra lövträd och buskar. Tillgång på murknande högstubbar är särskilt viktig, eftersom talltitan helst själv hackar ut sitt bohål (SLU Artdatabanken, 2022).</w:t>
+      </w:r>
+    </w:p>
+    <w:p>
+      <w:r>
+        <w:t>Det finns flera studier som visar att talltita är känslig för gallring och inte överlever när dess livsmiljö kalavverkas (Eggers and Low, 2014; Griesser et al., 2007; Klein, 2020). Talltitans revir är förhållandevis stora, 10–20 hektar och arten missgynnas när skogen fragmenteras. Kalavverkning av större delar av reviret innebär att det överges (Artdatabanken, 2021).</w:t>
+      </w:r>
+    </w:p>
+    <w:p>
+      <w:r>
+        <w:t>Talltitan är synnerligen trogen sitt revir så länge paret lever och biotopen förblir intakt. Paret stannar i sitt revir året om. En förlust av ett revir har därför en stor inverkan på den lokala populationen och trakthyggesbruket anses vara orsak till den svenska populationens kraftiga minskning. Talltiteparets revirtrohet innebär att närhelst under året man observerar en adult talltita så ingår denna plats i reviret (Siffczyk et al., 2003; Ekman, 1979).</w:t>
+      </w:r>
+    </w:p>
+    <w:p>
+      <w:pPr>
+        <w:pStyle w:val="Heading2"/>
+      </w:pPr>
+      <w:r>
+        <w:t>Referenser – talltita</w:t>
+      </w:r>
+    </w:p>
+    <w:p>
+      <w:r>
+        <w:t xml:space="preserve">Eggers, S., Low, M., 2014. </w:t>
+      </w:r>
+      <w:r>
+        <w:rPr>
+          <w:i/>
+        </w:rPr>
+        <w:t xml:space="preserve">Differential demographic responses of sympatric Parids to vegetation management in boreal forest. </w:t>
+      </w:r>
+      <w:r>
+        <w:t>For. Ecol. Manage. 319, 169–175.</w:t>
+      </w:r>
+    </w:p>
+    <w:p>
+      <w:r>
+        <w:t xml:space="preserve">Ekman, J., 1979. </w:t>
+      </w:r>
+      <w:r>
+        <w:rPr>
+          <w:i/>
+        </w:rPr>
+        <w:t xml:space="preserve">Coherence, composition and territories of winter social groups of the Willow Tit Parus montanus and the Crested Tit P. cristatus. </w:t>
+      </w:r>
+      <w:r>
+        <w:t>Ornis Scandinavica, 10, pp 56–68</w:t>
+      </w:r>
+    </w:p>
+    <w:p>
+      <w:r>
+        <w:t xml:space="preserve">Griesser, M., Nystrand, M., Eggers, S., Ekman, J., 2007. </w:t>
+      </w:r>
+      <w:r>
+        <w:rPr>
+          <w:i/>
+        </w:rPr>
+        <w:t xml:space="preserve">Impact of forestry practices on fitness correlates and population productivity in an open-nesting bird species. </w:t>
+      </w:r>
+      <w:r>
+        <w:t>Conserv. Biol. 21, 767–774. https://doi.org/10.1111/j.1523- 1739.2007.00675.x</w:t>
+      </w:r>
+    </w:p>
+    <w:p>
+      <w:r>
+        <w:t xml:space="preserve">Klein, J., 2020. </w:t>
+      </w:r>
+      <w:r>
+        <w:rPr>
+          <w:i/>
+        </w:rPr>
+        <w:t xml:space="preserve">The forgotten forest – On thinning, retention, and biodiversity in the boreal forest. </w:t>
+      </w:r>
+      <w:r>
+        <w:t>Doctoral Thesis No. 2020:50</w:t>
+      </w:r>
+    </w:p>
+    <w:p>
+      <w:r>
+        <w:t xml:space="preserve">Siffczyk, C., Brotons, L., Kangas, K., Orell, M., 2003. </w:t>
+      </w:r>
+      <w:r>
+        <w:rPr>
+          <w:i/>
+        </w:rPr>
+        <w:t xml:space="preserve">Home range size of willow tits. </w:t>
+      </w:r>
+      <w:r>
+        <w:t>Oecologica, 136, 635–642 (2003)</w:t>
+      </w:r>
+    </w:p>
+    <w:p>
+      <w:r>
+        <w:t xml:space="preserve">SLU Artdatabanken, 2021. </w:t>
+      </w:r>
+      <w:r>
+        <w:rPr>
+          <w:i/>
+        </w:rPr>
+        <w:t xml:space="preserve">Artfaktablad. Naturvård – artfakta. </w:t>
+      </w:r>
+      <w:r>
+        <w:t>SLU Artdatabanken, Uppsala</w:t>
       </w:r>
     </w:p>
     <w:sectPr>
@@ -1113,7 +1305,7 @@
 </file>
 
 <file path=word/endnotes.xml><?xml version="1.0" encoding="utf-8"?>
-<w:endnotes xmlns:wpc="http://schemas.microsoft.com/office/word/2010/wordprocessingCanvas" xmlns:cx="http://schemas.microsoft.com/office/drawing/2014/chartex" xmlns:cx1="http://schemas.microsoft.com/office/drawing/2015/9/8/chartex" xmlns:cx2="http://schemas.microsoft.com/office/drawing/2015/10/21/chartex" xmlns:cx3="http://schemas.microsoft.com/office/drawing/2016/5/9/chartex" xmlns:cx4="http://schemas.microsoft.com/office/drawing/2016/5/10/chartex" xmlns:cx5="http://schemas.microsoft.com/office/drawing/2016/5/11/chartex" xmlns:cx6="http://schemas.microsoft.com/office/drawing/2016/5/12/chartex" xmlns:cx7="http://schemas.microsoft.com/office/drawing/2016/5/13/chartex" xmlns:cx8="http://schemas.microsoft.com/office/drawing/2016/5/14/chartex" xmlns:mc="http://schemas.openxmlformats.org/markup-compatibility/2006" xmlns:aink="http://schemas.microsoft.com/office/drawing/2016/ink" xmlns:am3d="http://schemas.microsoft.com/office/drawing/2017/model3d" xmlns:o="urn:schemas-microsoft-com:office:office" xmlns:oel="http://schemas.microsoft.com/office/2019/extlst" xmlns:r="http://schemas.openxmlformats.org/officeDocument/2006/relationships" xmlns:m="http://schemas.openxmlformats.org/officeDocument/2006/math" xmlns:v="urn:schemas-microsoft-com:vml" xmlns:wp14="http://schemas.microsoft.com/office/word/2010/wordprocessingDrawing" xmlns:wp="http://schemas.openxmlformats.org/drawingml/2006/wordprocessingDrawing" xmlns:w10="urn:schemas-microsoft-com:office:word" xmlns:w="http://schemas.openxmlformats.org/wordprocessingml/2006/main" xmlns:w14="http://schemas.microsoft.com/office/word/2010/wordml" xmlns:w15="http://schemas.microsoft.com/office/word/2012/wordml" xmlns:w16cex="http://schemas.microsoft.com/office/word/2018/wordml/cex" xmlns:w16cid="http://schemas.microsoft.com/office/word/2016/wordml/cid" xmlns:w16="http://schemas.microsoft.com/office/word/2018/wordml" xmlns:w16sdtdh="http://schemas.microsoft.com/office/word/2020/wordml/sdtdatahash" xmlns:w16se="http://schemas.microsoft.com/office/word/2015/wordml/symex" xmlns:wpg="http://schemas.microsoft.com/office/word/2010/wordprocessingGroup" xmlns:wpi="http://schemas.microsoft.com/office/word/2010/wordprocessingInk" xmlns:wne="http://schemas.microsoft.com/office/word/2006/wordml" xmlns:wps="http://schemas.microsoft.com/office/word/2010/wordprocessingShape" mc:Ignorable="w14 w15 w16se w16cid w16 w16cex w16sdtdh wp14">
+<w:endnotes xmlns:wpc="http://schemas.microsoft.com/office/word/2010/wordprocessingCanvas" xmlns:cx="http://schemas.microsoft.com/office/drawing/2014/chartex" xmlns:cx1="http://schemas.microsoft.com/office/drawing/2015/9/8/chartex" xmlns:cx2="http://schemas.microsoft.com/office/drawing/2015/10/21/chartex" xmlns:cx3="http://schemas.microsoft.com/office/drawing/2016/5/9/chartex" xmlns:cx4="http://schemas.microsoft.com/office/drawing/2016/5/10/chartex" xmlns:cx5="http://schemas.microsoft.com/office/drawing/2016/5/11/chartex" xmlns:cx6="http://schemas.microsoft.com/office/drawing/2016/5/12/chartex" xmlns:cx7="http://schemas.microsoft.com/office/drawing/2016/5/13/chartex" xmlns:cx8="http://schemas.microsoft.com/office/drawing/2016/5/14/chartex" xmlns:mc="http://schemas.openxmlformats.org/markup-compatibility/2006" xmlns:aink="http://schemas.microsoft.com/office/drawing/2016/ink" xmlns:am3d="http://schemas.microsoft.com/office/drawing/2017/model3d" xmlns:o="urn:schemas-microsoft-com:office:office" xmlns:oel="http://schemas.microsoft.com/office/2019/extlst" xmlns:r="http://schemas.openxmlformats.org/officeDocument/2006/relationships" xmlns:m="http://schemas.openxmlformats.org/officeDocument/2006/math" xmlns:v="urn:schemas-microsoft-com:vml" xmlns:wp14="http://schemas.microsoft.com/office/word/2010/wordprocessingDrawing" xmlns:wp="http://schemas.openxmlformats.org/drawingml/2006/wordprocessingDrawing" xmlns:w10="urn:schemas-microsoft-com:office:word" xmlns:w="http://schemas.openxmlformats.org/wordprocessingml/2006/main" xmlns:w14="http://schemas.microsoft.com/office/word/2010/wordml" xmlns:w15="http://schemas.microsoft.com/office/word/2012/wordml" xmlns:w16cex="http://schemas.microsoft.com/office/word/2018/wordml/cex" xmlns:w16cid="http://schemas.microsoft.com/office/word/2016/wordml/cid" xmlns:w16="http://schemas.microsoft.com/office/word/2018/wordml" xmlns:w16du="http://schemas.microsoft.com/office/word/2023/wordml/word16du" xmlns:w16sdtdh="http://schemas.microsoft.com/office/word/2020/wordml/sdtdatahash" xmlns:w16sdtfl="http://schemas.microsoft.com/office/word/2024/wordml/sdtformatlock" xmlns:w16se="http://schemas.microsoft.com/office/word/2015/wordml/symex" xmlns:wpg="http://schemas.microsoft.com/office/word/2010/wordprocessingGroup" xmlns:wpi="http://schemas.microsoft.com/office/word/2010/wordprocessingInk" xmlns:wne="http://schemas.microsoft.com/office/word/2006/wordml" xmlns:wps="http://schemas.microsoft.com/office/word/2010/wordprocessingShape" mc:Ignorable="w14 w15 w16se w16cid w16 w16cex w16sdtdh w16sdtfl w16du wp14">
   <w:endnote w:type="separator" w:id="-1">
     <w:p>
       <w:pPr>
@@ -1138,7 +1330,7 @@
 </file>
 
 <file path=word/footer1.xml><?xml version="1.0" encoding="utf-8"?>
-<w:ftr xmlns:wpc="http://schemas.microsoft.com/office/word/2010/wordprocessingCanvas" xmlns:cx="http://schemas.microsoft.com/office/drawing/2014/chartex" xmlns:cx1="http://schemas.microsoft.com/office/drawing/2015/9/8/chartex" xmlns:cx2="http://schemas.microsoft.com/office/drawing/2015/10/21/chartex" xmlns:cx3="http://schemas.microsoft.com/office/drawing/2016/5/9/chartex" xmlns:cx4="http://schemas.microsoft.com/office/drawing/2016/5/10/chartex" xmlns:cx5="http://schemas.microsoft.com/office/drawing/2016/5/11/chartex" xmlns:cx6="http://schemas.microsoft.com/office/drawing/2016/5/12/chartex" xmlns:cx7="http://schemas.microsoft.com/office/drawing/2016/5/13/chartex" xmlns:cx8="http://schemas.microsoft.com/office/drawing/2016/5/14/chartex" xmlns:mc="http://schemas.openxmlformats.org/markup-compatibility/2006" xmlns:aink="http://schemas.microsoft.com/office/drawing/2016/ink" xmlns:am3d="http://schemas.microsoft.com/office/drawing/2017/model3d" xmlns:o="urn:schemas-microsoft-com:office:office" xmlns:oel="http://schemas.microsoft.com/office/2019/extlst" xmlns:r="http://schemas.openxmlformats.org/officeDocument/2006/relationships" xmlns:m="http://schemas.openxmlformats.org/officeDocument/2006/math" xmlns:v="urn:schemas-microsoft-com:vml" xmlns:wp14="http://schemas.microsoft.com/office/word/2010/wordprocessingDrawing" xmlns:wp="http://schemas.openxmlformats.org/drawingml/2006/wordprocessingDrawing" xmlns:w10="urn:schemas-microsoft-com:office:word" xmlns:w="http://schemas.openxmlformats.org/wordprocessingml/2006/main" xmlns:w14="http://schemas.microsoft.com/office/word/2010/wordml" xmlns:w15="http://schemas.microsoft.com/office/word/2012/wordml" xmlns:w16cex="http://schemas.microsoft.com/office/word/2018/wordml/cex" xmlns:w16cid="http://schemas.microsoft.com/office/word/2016/wordml/cid" xmlns:w16="http://schemas.microsoft.com/office/word/2018/wordml" xmlns:w16sdtdh="http://schemas.microsoft.com/office/word/2020/wordml/sdtdatahash" xmlns:w16se="http://schemas.microsoft.com/office/word/2015/wordml/symex" xmlns:wpg="http://schemas.microsoft.com/office/word/2010/wordprocessingGroup" xmlns:wpi="http://schemas.microsoft.com/office/word/2010/wordprocessingInk" xmlns:wne="http://schemas.microsoft.com/office/word/2006/wordml" xmlns:wps="http://schemas.microsoft.com/office/word/2010/wordprocessingShape" mc:Ignorable="w14 w15 w16se w16cid w16 w16cex w16sdtdh wp14">
+<w:ftr xmlns:wpc="http://schemas.microsoft.com/office/word/2010/wordprocessingCanvas" xmlns:cx="http://schemas.microsoft.com/office/drawing/2014/chartex" xmlns:cx1="http://schemas.microsoft.com/office/drawing/2015/9/8/chartex" xmlns:cx2="http://schemas.microsoft.com/office/drawing/2015/10/21/chartex" xmlns:cx3="http://schemas.microsoft.com/office/drawing/2016/5/9/chartex" xmlns:cx4="http://schemas.microsoft.com/office/drawing/2016/5/10/chartex" xmlns:cx5="http://schemas.microsoft.com/office/drawing/2016/5/11/chartex" xmlns:cx6="http://schemas.microsoft.com/office/drawing/2016/5/12/chartex" xmlns:cx7="http://schemas.microsoft.com/office/drawing/2016/5/13/chartex" xmlns:cx8="http://schemas.microsoft.com/office/drawing/2016/5/14/chartex" xmlns:mc="http://schemas.openxmlformats.org/markup-compatibility/2006" xmlns:aink="http://schemas.microsoft.com/office/drawing/2016/ink" xmlns:am3d="http://schemas.microsoft.com/office/drawing/2017/model3d" xmlns:o="urn:schemas-microsoft-com:office:office" xmlns:oel="http://schemas.microsoft.com/office/2019/extlst" xmlns:r="http://schemas.openxmlformats.org/officeDocument/2006/relationships" xmlns:m="http://schemas.openxmlformats.org/officeDocument/2006/math" xmlns:v="urn:schemas-microsoft-com:vml" xmlns:wp14="http://schemas.microsoft.com/office/word/2010/wordprocessingDrawing" xmlns:wp="http://schemas.openxmlformats.org/drawingml/2006/wordprocessingDrawing" xmlns:w10="urn:schemas-microsoft-com:office:word" xmlns:w="http://schemas.openxmlformats.org/wordprocessingml/2006/main" xmlns:w14="http://schemas.microsoft.com/office/word/2010/wordml" xmlns:w15="http://schemas.microsoft.com/office/word/2012/wordml" xmlns:w16cex="http://schemas.microsoft.com/office/word/2018/wordml/cex" xmlns:w16cid="http://schemas.microsoft.com/office/word/2016/wordml/cid" xmlns:w16="http://schemas.microsoft.com/office/word/2018/wordml" xmlns:w16du="http://schemas.microsoft.com/office/word/2023/wordml/word16du" xmlns:w16sdtdh="http://schemas.microsoft.com/office/word/2020/wordml/sdtdatahash" xmlns:w16sdtfl="http://schemas.microsoft.com/office/word/2024/wordml/sdtformatlock" xmlns:w16se="http://schemas.microsoft.com/office/word/2015/wordml/symex" xmlns:wpg="http://schemas.microsoft.com/office/word/2010/wordprocessingGroup" xmlns:wpi="http://schemas.microsoft.com/office/word/2010/wordprocessingInk" xmlns:wne="http://schemas.microsoft.com/office/word/2006/wordml" xmlns:wps="http://schemas.microsoft.com/office/word/2010/wordprocessingShape" mc:Ignorable="w14 w15 w16se w16cid w16 w16cex w16sdtdh w16sdtfl w16du wp14">
   <w:p>
     <w:pPr>
       <w:pStyle w:val="Footer"/>
@@ -1148,7 +1340,7 @@
 </file>
 
 <file path=word/footer2.xml><?xml version="1.0" encoding="utf-8"?>
-<w:ftr xmlns:wpc="http://schemas.microsoft.com/office/word/2010/wordprocessingCanvas" xmlns:cx="http://schemas.microsoft.com/office/drawing/2014/chartex" xmlns:cx1="http://schemas.microsoft.com/office/drawing/2015/9/8/chartex" xmlns:cx2="http://schemas.microsoft.com/office/drawing/2015/10/21/chartex" xmlns:cx3="http://schemas.microsoft.com/office/drawing/2016/5/9/chartex" xmlns:cx4="http://schemas.microsoft.com/office/drawing/2016/5/10/chartex" xmlns:cx5="http://schemas.microsoft.com/office/drawing/2016/5/11/chartex" xmlns:cx6="http://schemas.microsoft.com/office/drawing/2016/5/12/chartex" xmlns:cx7="http://schemas.microsoft.com/office/drawing/2016/5/13/chartex" xmlns:cx8="http://schemas.microsoft.com/office/drawing/2016/5/14/chartex" xmlns:mc="http://schemas.openxmlformats.org/markup-compatibility/2006" xmlns:aink="http://schemas.microsoft.com/office/drawing/2016/ink" xmlns:am3d="http://schemas.microsoft.com/office/drawing/2017/model3d" xmlns:o="urn:schemas-microsoft-com:office:office" xmlns:oel="http://schemas.microsoft.com/office/2019/extlst" xmlns:r="http://schemas.openxmlformats.org/officeDocument/2006/relationships" xmlns:m="http://schemas.openxmlformats.org/officeDocument/2006/math" xmlns:v="urn:schemas-microsoft-com:vml" xmlns:wp14="http://schemas.microsoft.com/office/word/2010/wordprocessingDrawing" xmlns:wp="http://schemas.openxmlformats.org/drawingml/2006/wordprocessingDrawing" xmlns:w10="urn:schemas-microsoft-com:office:word" xmlns:w="http://schemas.openxmlformats.org/wordprocessingml/2006/main" xmlns:w14="http://schemas.microsoft.com/office/word/2010/wordml" xmlns:w15="http://schemas.microsoft.com/office/word/2012/wordml" xmlns:w16cex="http://schemas.microsoft.com/office/word/2018/wordml/cex" xmlns:w16cid="http://schemas.microsoft.com/office/word/2016/wordml/cid" xmlns:w16="http://schemas.microsoft.com/office/word/2018/wordml" xmlns:w16sdtdh="http://schemas.microsoft.com/office/word/2020/wordml/sdtdatahash" xmlns:w16se="http://schemas.microsoft.com/office/word/2015/wordml/symex" xmlns:wpg="http://schemas.microsoft.com/office/word/2010/wordprocessingGroup" xmlns:wpi="http://schemas.microsoft.com/office/word/2010/wordprocessingInk" xmlns:wne="http://schemas.microsoft.com/office/word/2006/wordml" xmlns:wps="http://schemas.microsoft.com/office/word/2010/wordprocessingShape" mc:Ignorable="w14 w15 w16se w16cid w16 w16cex w16sdtdh wp14">
+<w:ftr xmlns:wpc="http://schemas.microsoft.com/office/word/2010/wordprocessingCanvas" xmlns:cx="http://schemas.microsoft.com/office/drawing/2014/chartex" xmlns:cx1="http://schemas.microsoft.com/office/drawing/2015/9/8/chartex" xmlns:cx2="http://schemas.microsoft.com/office/drawing/2015/10/21/chartex" xmlns:cx3="http://schemas.microsoft.com/office/drawing/2016/5/9/chartex" xmlns:cx4="http://schemas.microsoft.com/office/drawing/2016/5/10/chartex" xmlns:cx5="http://schemas.microsoft.com/office/drawing/2016/5/11/chartex" xmlns:cx6="http://schemas.microsoft.com/office/drawing/2016/5/12/chartex" xmlns:cx7="http://schemas.microsoft.com/office/drawing/2016/5/13/chartex" xmlns:cx8="http://schemas.microsoft.com/office/drawing/2016/5/14/chartex" xmlns:mc="http://schemas.openxmlformats.org/markup-compatibility/2006" xmlns:aink="http://schemas.microsoft.com/office/drawing/2016/ink" xmlns:am3d="http://schemas.microsoft.com/office/drawing/2017/model3d" xmlns:o="urn:schemas-microsoft-com:office:office" xmlns:oel="http://schemas.microsoft.com/office/2019/extlst" xmlns:r="http://schemas.openxmlformats.org/officeDocument/2006/relationships" xmlns:m="http://schemas.openxmlformats.org/officeDocument/2006/math" xmlns:v="urn:schemas-microsoft-com:vml" xmlns:wp14="http://schemas.microsoft.com/office/word/2010/wordprocessingDrawing" xmlns:wp="http://schemas.openxmlformats.org/drawingml/2006/wordprocessingDrawing" xmlns:w10="urn:schemas-microsoft-com:office:word" xmlns:w="http://schemas.openxmlformats.org/wordprocessingml/2006/main" xmlns:w14="http://schemas.microsoft.com/office/word/2010/wordml" xmlns:w15="http://schemas.microsoft.com/office/word/2012/wordml" xmlns:w16cex="http://schemas.microsoft.com/office/word/2018/wordml/cex" xmlns:w16cid="http://schemas.microsoft.com/office/word/2016/wordml/cid" xmlns:w16="http://schemas.microsoft.com/office/word/2018/wordml" xmlns:w16du="http://schemas.microsoft.com/office/word/2023/wordml/word16du" xmlns:w16sdtdh="http://schemas.microsoft.com/office/word/2020/wordml/sdtdatahash" xmlns:w16sdtfl="http://schemas.microsoft.com/office/word/2024/wordml/sdtformatlock" xmlns:w16se="http://schemas.microsoft.com/office/word/2015/wordml/symex" xmlns:wpg="http://schemas.microsoft.com/office/word/2010/wordprocessingGroup" xmlns:wpi="http://schemas.microsoft.com/office/word/2010/wordprocessingInk" xmlns:wne="http://schemas.microsoft.com/office/word/2006/wordml" xmlns:wps="http://schemas.microsoft.com/office/word/2010/wordprocessingShape" mc:Ignorable="w14 w15 w16se w16cid w16 w16cex w16sdtdh w16sdtfl w16du wp14">
   <w:p>
     <w:pPr>
       <w:pStyle w:val="Footer"/>
@@ -1158,7 +1350,7 @@
 </file>
 
 <file path=word/footer3.xml><?xml version="1.0" encoding="utf-8"?>
-<w:ftr xmlns:wpc="http://schemas.microsoft.com/office/word/2010/wordprocessingCanvas" xmlns:cx="http://schemas.microsoft.com/office/drawing/2014/chartex" xmlns:cx1="http://schemas.microsoft.com/office/drawing/2015/9/8/chartex" xmlns:cx2="http://schemas.microsoft.com/office/drawing/2015/10/21/chartex" xmlns:cx3="http://schemas.microsoft.com/office/drawing/2016/5/9/chartex" xmlns:cx4="http://schemas.microsoft.com/office/drawing/2016/5/10/chartex" xmlns:cx5="http://schemas.microsoft.com/office/drawing/2016/5/11/chartex" xmlns:cx6="http://schemas.microsoft.com/office/drawing/2016/5/12/chartex" xmlns:cx7="http://schemas.microsoft.com/office/drawing/2016/5/13/chartex" xmlns:cx8="http://schemas.microsoft.com/office/drawing/2016/5/14/chartex" xmlns:mc="http://schemas.openxmlformats.org/markup-compatibility/2006" xmlns:aink="http://schemas.microsoft.com/office/drawing/2016/ink" xmlns:am3d="http://schemas.microsoft.com/office/drawing/2017/model3d" xmlns:o="urn:schemas-microsoft-com:office:office" xmlns:oel="http://schemas.microsoft.com/office/2019/extlst" xmlns:r="http://schemas.openxmlformats.org/officeDocument/2006/relationships" xmlns:m="http://schemas.openxmlformats.org/officeDocument/2006/math" xmlns:v="urn:schemas-microsoft-com:vml" xmlns:wp14="http://schemas.microsoft.com/office/word/2010/wordprocessingDrawing" xmlns:wp="http://schemas.openxmlformats.org/drawingml/2006/wordprocessingDrawing" xmlns:w10="urn:schemas-microsoft-com:office:word" xmlns:w="http://schemas.openxmlformats.org/wordprocessingml/2006/main" xmlns:w14="http://schemas.microsoft.com/office/word/2010/wordml" xmlns:w15="http://schemas.microsoft.com/office/word/2012/wordml" xmlns:w16cex="http://schemas.microsoft.com/office/word/2018/wordml/cex" xmlns:w16cid="http://schemas.microsoft.com/office/word/2016/wordml/cid" xmlns:w16="http://schemas.microsoft.com/office/word/2018/wordml" xmlns:w16sdtdh="http://schemas.microsoft.com/office/word/2020/wordml/sdtdatahash" xmlns:w16se="http://schemas.microsoft.com/office/word/2015/wordml/symex" xmlns:wpg="http://schemas.microsoft.com/office/word/2010/wordprocessingGroup" xmlns:wpi="http://schemas.microsoft.com/office/word/2010/wordprocessingInk" xmlns:wne="http://schemas.microsoft.com/office/word/2006/wordml" xmlns:wps="http://schemas.microsoft.com/office/word/2010/wordprocessingShape" mc:Ignorable="w14 w15 w16se w16cid w16 w16cex w16sdtdh wp14">
+<w:ftr xmlns:wpc="http://schemas.microsoft.com/office/word/2010/wordprocessingCanvas" xmlns:cx="http://schemas.microsoft.com/office/drawing/2014/chartex" xmlns:cx1="http://schemas.microsoft.com/office/drawing/2015/9/8/chartex" xmlns:cx2="http://schemas.microsoft.com/office/drawing/2015/10/21/chartex" xmlns:cx3="http://schemas.microsoft.com/office/drawing/2016/5/9/chartex" xmlns:cx4="http://schemas.microsoft.com/office/drawing/2016/5/10/chartex" xmlns:cx5="http://schemas.microsoft.com/office/drawing/2016/5/11/chartex" xmlns:cx6="http://schemas.microsoft.com/office/drawing/2016/5/12/chartex" xmlns:cx7="http://schemas.microsoft.com/office/drawing/2016/5/13/chartex" xmlns:cx8="http://schemas.microsoft.com/office/drawing/2016/5/14/chartex" xmlns:mc="http://schemas.openxmlformats.org/markup-compatibility/2006" xmlns:aink="http://schemas.microsoft.com/office/drawing/2016/ink" xmlns:am3d="http://schemas.microsoft.com/office/drawing/2017/model3d" xmlns:o="urn:schemas-microsoft-com:office:office" xmlns:oel="http://schemas.microsoft.com/office/2019/extlst" xmlns:r="http://schemas.openxmlformats.org/officeDocument/2006/relationships" xmlns:m="http://schemas.openxmlformats.org/officeDocument/2006/math" xmlns:v="urn:schemas-microsoft-com:vml" xmlns:wp14="http://schemas.microsoft.com/office/word/2010/wordprocessingDrawing" xmlns:wp="http://schemas.openxmlformats.org/drawingml/2006/wordprocessingDrawing" xmlns:w10="urn:schemas-microsoft-com:office:word" xmlns:w="http://schemas.openxmlformats.org/wordprocessingml/2006/main" xmlns:w14="http://schemas.microsoft.com/office/word/2010/wordml" xmlns:w15="http://schemas.microsoft.com/office/word/2012/wordml" xmlns:w16cex="http://schemas.microsoft.com/office/word/2018/wordml/cex" xmlns:w16cid="http://schemas.microsoft.com/office/word/2016/wordml/cid" xmlns:w16="http://schemas.microsoft.com/office/word/2018/wordml" xmlns:w16du="http://schemas.microsoft.com/office/word/2023/wordml/word16du" xmlns:w16sdtdh="http://schemas.microsoft.com/office/word/2020/wordml/sdtdatahash" xmlns:w16sdtfl="http://schemas.microsoft.com/office/word/2024/wordml/sdtformatlock" xmlns:w16se="http://schemas.microsoft.com/office/word/2015/wordml/symex" xmlns:wpg="http://schemas.microsoft.com/office/word/2010/wordprocessingGroup" xmlns:wpi="http://schemas.microsoft.com/office/word/2010/wordprocessingInk" xmlns:wne="http://schemas.microsoft.com/office/word/2006/wordml" xmlns:wps="http://schemas.microsoft.com/office/word/2010/wordprocessingShape" mc:Ignorable="w14 w15 w16se w16cid w16 w16cex w16sdtdh w16sdtfl w16du wp14">
   <w:p>
     <w:pPr>
       <w:pStyle w:val="Footer"/>
@@ -1168,7 +1360,7 @@
 </file>
 
 <file path=word/footnotes.xml><?xml version="1.0" encoding="utf-8"?>
-<w:footnotes xmlns:wpc="http://schemas.microsoft.com/office/word/2010/wordprocessingCanvas" xmlns:cx="http://schemas.microsoft.com/office/drawing/2014/chartex" xmlns:cx1="http://schemas.microsoft.com/office/drawing/2015/9/8/chartex" xmlns:cx2="http://schemas.microsoft.com/office/drawing/2015/10/21/chartex" xmlns:cx3="http://schemas.microsoft.com/office/drawing/2016/5/9/chartex" xmlns:cx4="http://schemas.microsoft.com/office/drawing/2016/5/10/chartex" xmlns:cx5="http://schemas.microsoft.com/office/drawing/2016/5/11/chartex" xmlns:cx6="http://schemas.microsoft.com/office/drawing/2016/5/12/chartex" xmlns:cx7="http://schemas.microsoft.com/office/drawing/2016/5/13/chartex" xmlns:cx8="http://schemas.microsoft.com/office/drawing/2016/5/14/chartex" xmlns:mc="http://schemas.openxmlformats.org/markup-compatibility/2006" xmlns:aink="http://schemas.microsoft.com/office/drawing/2016/ink" xmlns:am3d="http://schemas.microsoft.com/office/drawing/2017/model3d" xmlns:o="urn:schemas-microsoft-com:office:office" xmlns:oel="http://schemas.microsoft.com/office/2019/extlst" xmlns:r="http://schemas.openxmlformats.org/officeDocument/2006/relationships" xmlns:m="http://schemas.openxmlformats.org/officeDocument/2006/math" xmlns:v="urn:schemas-microsoft-com:vml" xmlns:wp14="http://schemas.microsoft.com/office/word/2010/wordprocessingDrawing" xmlns:wp="http://schemas.openxmlformats.org/drawingml/2006/wordprocessingDrawing" xmlns:w10="urn:schemas-microsoft-com:office:word" xmlns:w="http://schemas.openxmlformats.org/wordprocessingml/2006/main" xmlns:w14="http://schemas.microsoft.com/office/word/2010/wordml" xmlns:w15="http://schemas.microsoft.com/office/word/2012/wordml" xmlns:w16cex="http://schemas.microsoft.com/office/word/2018/wordml/cex" xmlns:w16cid="http://schemas.microsoft.com/office/word/2016/wordml/cid" xmlns:w16="http://schemas.microsoft.com/office/word/2018/wordml" xmlns:w16sdtdh="http://schemas.microsoft.com/office/word/2020/wordml/sdtdatahash" xmlns:w16se="http://schemas.microsoft.com/office/word/2015/wordml/symex" xmlns:wpg="http://schemas.microsoft.com/office/word/2010/wordprocessingGroup" xmlns:wpi="http://schemas.microsoft.com/office/word/2010/wordprocessingInk" xmlns:wne="http://schemas.microsoft.com/office/word/2006/wordml" xmlns:wps="http://schemas.microsoft.com/office/word/2010/wordprocessingShape" mc:Ignorable="w14 w15 w16se w16cid w16 w16cex w16sdtdh wp14">
+<w:footnotes xmlns:wpc="http://schemas.microsoft.com/office/word/2010/wordprocessingCanvas" xmlns:cx="http://schemas.microsoft.com/office/drawing/2014/chartex" xmlns:cx1="http://schemas.microsoft.com/office/drawing/2015/9/8/chartex" xmlns:cx2="http://schemas.microsoft.com/office/drawing/2015/10/21/chartex" xmlns:cx3="http://schemas.microsoft.com/office/drawing/2016/5/9/chartex" xmlns:cx4="http://schemas.microsoft.com/office/drawing/2016/5/10/chartex" xmlns:cx5="http://schemas.microsoft.com/office/drawing/2016/5/11/chartex" xmlns:cx6="http://schemas.microsoft.com/office/drawing/2016/5/12/chartex" xmlns:cx7="http://schemas.microsoft.com/office/drawing/2016/5/13/chartex" xmlns:cx8="http://schemas.microsoft.com/office/drawing/2016/5/14/chartex" xmlns:mc="http://schemas.openxmlformats.org/markup-compatibility/2006" xmlns:aink="http://schemas.microsoft.com/office/drawing/2016/ink" xmlns:am3d="http://schemas.microsoft.com/office/drawing/2017/model3d" xmlns:o="urn:schemas-microsoft-com:office:office" xmlns:oel="http://schemas.microsoft.com/office/2019/extlst" xmlns:r="http://schemas.openxmlformats.org/officeDocument/2006/relationships" xmlns:m="http://schemas.openxmlformats.org/officeDocument/2006/math" xmlns:v="urn:schemas-microsoft-com:vml" xmlns:wp14="http://schemas.microsoft.com/office/word/2010/wordprocessingDrawing" xmlns:wp="http://schemas.openxmlformats.org/drawingml/2006/wordprocessingDrawing" xmlns:w10="urn:schemas-microsoft-com:office:word" xmlns:w="http://schemas.openxmlformats.org/wordprocessingml/2006/main" xmlns:w14="http://schemas.microsoft.com/office/word/2010/wordml" xmlns:w15="http://schemas.microsoft.com/office/word/2012/wordml" xmlns:w16cex="http://schemas.microsoft.com/office/word/2018/wordml/cex" xmlns:w16cid="http://schemas.microsoft.com/office/word/2016/wordml/cid" xmlns:w16="http://schemas.microsoft.com/office/word/2018/wordml" xmlns:w16du="http://schemas.microsoft.com/office/word/2023/wordml/word16du" xmlns:w16sdtdh="http://schemas.microsoft.com/office/word/2020/wordml/sdtdatahash" xmlns:w16sdtfl="http://schemas.microsoft.com/office/word/2024/wordml/sdtformatlock" xmlns:w16se="http://schemas.microsoft.com/office/word/2015/wordml/symex" xmlns:wpg="http://schemas.microsoft.com/office/word/2010/wordprocessingGroup" xmlns:wpi="http://schemas.microsoft.com/office/word/2010/wordprocessingInk" xmlns:wne="http://schemas.microsoft.com/office/word/2006/wordml" xmlns:wps="http://schemas.microsoft.com/office/word/2010/wordprocessingShape" mc:Ignorable="w14 w15 w16se w16cid w16 w16cex w16sdtdh w16sdtfl w16du wp14">
   <w:footnote w:type="separator" w:id="-1">
     <w:p>
       <w:pPr>
@@ -1193,7 +1385,7 @@
 </file>
 
 <file path=word/header1.xml><?xml version="1.0" encoding="utf-8"?>
-<w:hdr xmlns:wpc="http://schemas.microsoft.com/office/word/2010/wordprocessingCanvas" xmlns:cx="http://schemas.microsoft.com/office/drawing/2014/chartex" xmlns:cx1="http://schemas.microsoft.com/office/drawing/2015/9/8/chartex" xmlns:cx2="http://schemas.microsoft.com/office/drawing/2015/10/21/chartex" xmlns:cx3="http://schemas.microsoft.com/office/drawing/2016/5/9/chartex" xmlns:cx4="http://schemas.microsoft.com/office/drawing/2016/5/10/chartex" xmlns:cx5="http://schemas.microsoft.com/office/drawing/2016/5/11/chartex" xmlns:cx6="http://schemas.microsoft.com/office/drawing/2016/5/12/chartex" xmlns:cx7="http://schemas.microsoft.com/office/drawing/2016/5/13/chartex" xmlns:cx8="http://schemas.microsoft.com/office/drawing/2016/5/14/chartex" xmlns:mc="http://schemas.openxmlformats.org/markup-compatibility/2006" xmlns:aink="http://schemas.microsoft.com/office/drawing/2016/ink" xmlns:am3d="http://schemas.microsoft.com/office/drawing/2017/model3d" xmlns:o="urn:schemas-microsoft-com:office:office" xmlns:oel="http://schemas.microsoft.com/office/2019/extlst" xmlns:r="http://schemas.openxmlformats.org/officeDocument/2006/relationships" xmlns:m="http://schemas.openxmlformats.org/officeDocument/2006/math" xmlns:v="urn:schemas-microsoft-com:vml" xmlns:wp14="http://schemas.microsoft.com/office/word/2010/wordprocessingDrawing" xmlns:wp="http://schemas.openxmlformats.org/drawingml/2006/wordprocessingDrawing" xmlns:w10="urn:schemas-microsoft-com:office:word" xmlns:w="http://schemas.openxmlformats.org/wordprocessingml/2006/main" xmlns:w14="http://schemas.microsoft.com/office/word/2010/wordml" xmlns:w15="http://schemas.microsoft.com/office/word/2012/wordml" xmlns:w16cex="http://schemas.microsoft.com/office/word/2018/wordml/cex" xmlns:w16cid="http://schemas.microsoft.com/office/word/2016/wordml/cid" xmlns:w16="http://schemas.microsoft.com/office/word/2018/wordml" xmlns:w16sdtdh="http://schemas.microsoft.com/office/word/2020/wordml/sdtdatahash" xmlns:w16se="http://schemas.microsoft.com/office/word/2015/wordml/symex" xmlns:wpg="http://schemas.microsoft.com/office/word/2010/wordprocessingGroup" xmlns:wpi="http://schemas.microsoft.com/office/word/2010/wordprocessingInk" xmlns:wne="http://schemas.microsoft.com/office/word/2006/wordml" xmlns:wps="http://schemas.microsoft.com/office/word/2010/wordprocessingShape" mc:Ignorable="w14 w15 w16se w16cid w16 w16cex w16sdtdh wp14">
+<w:hdr xmlns:wpc="http://schemas.microsoft.com/office/word/2010/wordprocessingCanvas" xmlns:cx="http://schemas.microsoft.com/office/drawing/2014/chartex" xmlns:cx1="http://schemas.microsoft.com/office/drawing/2015/9/8/chartex" xmlns:cx2="http://schemas.microsoft.com/office/drawing/2015/10/21/chartex" xmlns:cx3="http://schemas.microsoft.com/office/drawing/2016/5/9/chartex" xmlns:cx4="http://schemas.microsoft.com/office/drawing/2016/5/10/chartex" xmlns:cx5="http://schemas.microsoft.com/office/drawing/2016/5/11/chartex" xmlns:cx6="http://schemas.microsoft.com/office/drawing/2016/5/12/chartex" xmlns:cx7="http://schemas.microsoft.com/office/drawing/2016/5/13/chartex" xmlns:cx8="http://schemas.microsoft.com/office/drawing/2016/5/14/chartex" xmlns:mc="http://schemas.openxmlformats.org/markup-compatibility/2006" xmlns:aink="http://schemas.microsoft.com/office/drawing/2016/ink" xmlns:am3d="http://schemas.microsoft.com/office/drawing/2017/model3d" xmlns:o="urn:schemas-microsoft-com:office:office" xmlns:oel="http://schemas.microsoft.com/office/2019/extlst" xmlns:r="http://schemas.openxmlformats.org/officeDocument/2006/relationships" xmlns:m="http://schemas.openxmlformats.org/officeDocument/2006/math" xmlns:v="urn:schemas-microsoft-com:vml" xmlns:wp14="http://schemas.microsoft.com/office/word/2010/wordprocessingDrawing" xmlns:wp="http://schemas.openxmlformats.org/drawingml/2006/wordprocessingDrawing" xmlns:w10="urn:schemas-microsoft-com:office:word" xmlns:w="http://schemas.openxmlformats.org/wordprocessingml/2006/main" xmlns:w14="http://schemas.microsoft.com/office/word/2010/wordml" xmlns:w15="http://schemas.microsoft.com/office/word/2012/wordml" xmlns:w16cex="http://schemas.microsoft.com/office/word/2018/wordml/cex" xmlns:w16cid="http://schemas.microsoft.com/office/word/2016/wordml/cid" xmlns:w16="http://schemas.microsoft.com/office/word/2018/wordml" xmlns:w16du="http://schemas.microsoft.com/office/word/2023/wordml/word16du" xmlns:w16sdtdh="http://schemas.microsoft.com/office/word/2020/wordml/sdtdatahash" xmlns:w16sdtfl="http://schemas.microsoft.com/office/word/2024/wordml/sdtformatlock" xmlns:w16se="http://schemas.microsoft.com/office/word/2015/wordml/symex" xmlns:wpg="http://schemas.microsoft.com/office/word/2010/wordprocessingGroup" xmlns:wpi="http://schemas.microsoft.com/office/word/2010/wordprocessingInk" xmlns:wne="http://schemas.microsoft.com/office/word/2006/wordml" xmlns:wps="http://schemas.microsoft.com/office/word/2010/wordprocessingShape" mc:Ignorable="w14 w15 w16se w16cid w16 w16cex w16sdtdh w16sdtfl w16du wp14">
   <w:p>
     <w:pPr>
       <w:pStyle w:val="Header"/>
@@ -1203,7 +1395,7 @@
 </file>
 
 <file path=word/header2.xml><?xml version="1.0" encoding="utf-8"?>
-<w:hdr xmlns:wpc="http://schemas.microsoft.com/office/word/2010/wordprocessingCanvas" xmlns:cx="http://schemas.microsoft.com/office/drawing/2014/chartex" xmlns:cx1="http://schemas.microsoft.com/office/drawing/2015/9/8/chartex" xmlns:cx2="http://schemas.microsoft.com/office/drawing/2015/10/21/chartex" xmlns:cx3="http://schemas.microsoft.com/office/drawing/2016/5/9/chartex" xmlns:cx4="http://schemas.microsoft.com/office/drawing/2016/5/10/chartex" xmlns:cx5="http://schemas.microsoft.com/office/drawing/2016/5/11/chartex" xmlns:cx6="http://schemas.microsoft.com/office/drawing/2016/5/12/chartex" xmlns:cx7="http://schemas.microsoft.com/office/drawing/2016/5/13/chartex" xmlns:cx8="http://schemas.microsoft.com/office/drawing/2016/5/14/chartex" xmlns:mc="http://schemas.openxmlformats.org/markup-compatibility/2006" xmlns:aink="http://schemas.microsoft.com/office/drawing/2016/ink" xmlns:am3d="http://schemas.microsoft.com/office/drawing/2017/model3d" xmlns:o="urn:schemas-microsoft-com:office:office" xmlns:oel="http://schemas.microsoft.com/office/2019/extlst" xmlns:r="http://schemas.openxmlformats.org/officeDocument/2006/relationships" xmlns:m="http://schemas.openxmlformats.org/officeDocument/2006/math" xmlns:v="urn:schemas-microsoft-com:vml" xmlns:wp14="http://schemas.microsoft.com/office/word/2010/wordprocessingDrawing" xmlns:wp="http://schemas.openxmlformats.org/drawingml/2006/wordprocessingDrawing" xmlns:w10="urn:schemas-microsoft-com:office:word" xmlns:w="http://schemas.openxmlformats.org/wordprocessingml/2006/main" xmlns:w14="http://schemas.microsoft.com/office/word/2010/wordml" xmlns:w15="http://schemas.microsoft.com/office/word/2012/wordml" xmlns:w16cex="http://schemas.microsoft.com/office/word/2018/wordml/cex" xmlns:w16cid="http://schemas.microsoft.com/office/word/2016/wordml/cid" xmlns:w16="http://schemas.microsoft.com/office/word/2018/wordml" xmlns:w16sdtdh="http://schemas.microsoft.com/office/word/2020/wordml/sdtdatahash" xmlns:w16se="http://schemas.microsoft.com/office/word/2015/wordml/symex" xmlns:wpg="http://schemas.microsoft.com/office/word/2010/wordprocessingGroup" xmlns:wpi="http://schemas.microsoft.com/office/word/2010/wordprocessingInk" xmlns:wne="http://schemas.microsoft.com/office/word/2006/wordml" xmlns:wps="http://schemas.microsoft.com/office/word/2010/wordprocessingShape" mc:Ignorable="w14 w15 w16se w16cid w16 w16cex w16sdtdh wp14">
+<w:hdr xmlns:wpc="http://schemas.microsoft.com/office/word/2010/wordprocessingCanvas" xmlns:cx="http://schemas.microsoft.com/office/drawing/2014/chartex" xmlns:cx1="http://schemas.microsoft.com/office/drawing/2015/9/8/chartex" xmlns:cx2="http://schemas.microsoft.com/office/drawing/2015/10/21/chartex" xmlns:cx3="http://schemas.microsoft.com/office/drawing/2016/5/9/chartex" xmlns:cx4="http://schemas.microsoft.com/office/drawing/2016/5/10/chartex" xmlns:cx5="http://schemas.microsoft.com/office/drawing/2016/5/11/chartex" xmlns:cx6="http://schemas.microsoft.com/office/drawing/2016/5/12/chartex" xmlns:cx7="http://schemas.microsoft.com/office/drawing/2016/5/13/chartex" xmlns:cx8="http://schemas.microsoft.com/office/drawing/2016/5/14/chartex" xmlns:mc="http://schemas.openxmlformats.org/markup-compatibility/2006" xmlns:aink="http://schemas.microsoft.com/office/drawing/2016/ink" xmlns:am3d="http://schemas.microsoft.com/office/drawing/2017/model3d" xmlns:o="urn:schemas-microsoft-com:office:office" xmlns:oel="http://schemas.microsoft.com/office/2019/extlst" xmlns:r="http://schemas.openxmlformats.org/officeDocument/2006/relationships" xmlns:m="http://schemas.openxmlformats.org/officeDocument/2006/math" xmlns:v="urn:schemas-microsoft-com:vml" xmlns:wp14="http://schemas.microsoft.com/office/word/2010/wordprocessingDrawing" xmlns:wp="http://schemas.openxmlformats.org/drawingml/2006/wordprocessingDrawing" xmlns:w10="urn:schemas-microsoft-com:office:word" xmlns:w="http://schemas.openxmlformats.org/wordprocessingml/2006/main" xmlns:w14="http://schemas.microsoft.com/office/word/2010/wordml" xmlns:w15="http://schemas.microsoft.com/office/word/2012/wordml" xmlns:w16cex="http://schemas.microsoft.com/office/word/2018/wordml/cex" xmlns:w16cid="http://schemas.microsoft.com/office/word/2016/wordml/cid" xmlns:w16="http://schemas.microsoft.com/office/word/2018/wordml" xmlns:w16du="http://schemas.microsoft.com/office/word/2023/wordml/word16du" xmlns:w16sdtdh="http://schemas.microsoft.com/office/word/2020/wordml/sdtdatahash" xmlns:w16sdtfl="http://schemas.microsoft.com/office/word/2024/wordml/sdtformatlock" xmlns:w16se="http://schemas.microsoft.com/office/word/2015/wordml/symex" xmlns:wpg="http://schemas.microsoft.com/office/word/2010/wordprocessingGroup" xmlns:wpi="http://schemas.microsoft.com/office/word/2010/wordprocessingInk" xmlns:wne="http://schemas.microsoft.com/office/word/2006/wordml" xmlns:wps="http://schemas.microsoft.com/office/word/2010/wordprocessingShape" mc:Ignorable="w14 w15 w16se w16cid w16 w16cex w16sdtdh w16sdtfl w16du wp14">
   <w:p>
     <w:pPr>
       <w:pStyle w:val="Header"/>
@@ -1214,7 +1406,7 @@
 </file>
 
 <file path=word/header3.xml><?xml version="1.0" encoding="utf-8"?>
-<w:hdr xmlns:wpc="http://schemas.microsoft.com/office/word/2010/wordprocessingCanvas" xmlns:cx="http://schemas.microsoft.com/office/drawing/2014/chartex" xmlns:cx1="http://schemas.microsoft.com/office/drawing/2015/9/8/chartex" xmlns:cx2="http://schemas.microsoft.com/office/drawing/2015/10/21/chartex" xmlns:cx3="http://schemas.microsoft.com/office/drawing/2016/5/9/chartex" xmlns:cx4="http://schemas.microsoft.com/office/drawing/2016/5/10/chartex" xmlns:cx5="http://schemas.microsoft.com/office/drawing/2016/5/11/chartex" xmlns:cx6="http://schemas.microsoft.com/office/drawing/2016/5/12/chartex" xmlns:cx7="http://schemas.microsoft.com/office/drawing/2016/5/13/chartex" xmlns:cx8="http://schemas.microsoft.com/office/drawing/2016/5/14/chartex" xmlns:mc="http://schemas.openxmlformats.org/markup-compatibility/2006" xmlns:aink="http://schemas.microsoft.com/office/drawing/2016/ink" xmlns:am3d="http://schemas.microsoft.com/office/drawing/2017/model3d" xmlns:o="urn:schemas-microsoft-com:office:office" xmlns:oel="http://schemas.microsoft.com/office/2019/extlst" xmlns:r="http://schemas.openxmlformats.org/officeDocument/2006/relationships" xmlns:m="http://schemas.openxmlformats.org/officeDocument/2006/math" xmlns:v="urn:schemas-microsoft-com:vml" xmlns:wp14="http://schemas.microsoft.com/office/word/2010/wordprocessingDrawing" xmlns:wp="http://schemas.openxmlformats.org/drawingml/2006/wordprocessingDrawing" xmlns:w10="urn:schemas-microsoft-com:office:word" xmlns:w="http://schemas.openxmlformats.org/wordprocessingml/2006/main" xmlns:w14="http://schemas.microsoft.com/office/word/2010/wordml" xmlns:w15="http://schemas.microsoft.com/office/word/2012/wordml" xmlns:w16cex="http://schemas.microsoft.com/office/word/2018/wordml/cex" xmlns:w16cid="http://schemas.microsoft.com/office/word/2016/wordml/cid" xmlns:w16="http://schemas.microsoft.com/office/word/2018/wordml" xmlns:w16sdtdh="http://schemas.microsoft.com/office/word/2020/wordml/sdtdatahash" xmlns:w16se="http://schemas.microsoft.com/office/word/2015/wordml/symex" xmlns:wpg="http://schemas.microsoft.com/office/word/2010/wordprocessingGroup" xmlns:wpi="http://schemas.microsoft.com/office/word/2010/wordprocessingInk" xmlns:wne="http://schemas.microsoft.com/office/word/2006/wordml" xmlns:wps="http://schemas.microsoft.com/office/word/2010/wordprocessingShape" mc:Ignorable="w14 w15 w16se w16cid w16 w16cex w16sdtdh wp14">
+<w:hdr xmlns:wpc="http://schemas.microsoft.com/office/word/2010/wordprocessingCanvas" xmlns:cx="http://schemas.microsoft.com/office/drawing/2014/chartex" xmlns:cx1="http://schemas.microsoft.com/office/drawing/2015/9/8/chartex" xmlns:cx2="http://schemas.microsoft.com/office/drawing/2015/10/21/chartex" xmlns:cx3="http://schemas.microsoft.com/office/drawing/2016/5/9/chartex" xmlns:cx4="http://schemas.microsoft.com/office/drawing/2016/5/10/chartex" xmlns:cx5="http://schemas.microsoft.com/office/drawing/2016/5/11/chartex" xmlns:cx6="http://schemas.microsoft.com/office/drawing/2016/5/12/chartex" xmlns:cx7="http://schemas.microsoft.com/office/drawing/2016/5/13/chartex" xmlns:cx8="http://schemas.microsoft.com/office/drawing/2016/5/14/chartex" xmlns:mc="http://schemas.openxmlformats.org/markup-compatibility/2006" xmlns:aink="http://schemas.microsoft.com/office/drawing/2016/ink" xmlns:am3d="http://schemas.microsoft.com/office/drawing/2017/model3d" xmlns:o="urn:schemas-microsoft-com:office:office" xmlns:oel="http://schemas.microsoft.com/office/2019/extlst" xmlns:r="http://schemas.openxmlformats.org/officeDocument/2006/relationships" xmlns:m="http://schemas.openxmlformats.org/officeDocument/2006/math" xmlns:v="urn:schemas-microsoft-com:vml" xmlns:wp14="http://schemas.microsoft.com/office/word/2010/wordprocessingDrawing" xmlns:wp="http://schemas.openxmlformats.org/drawingml/2006/wordprocessingDrawing" xmlns:w10="urn:schemas-microsoft-com:office:word" xmlns:w="http://schemas.openxmlformats.org/wordprocessingml/2006/main" xmlns:w14="http://schemas.microsoft.com/office/word/2010/wordml" xmlns:w15="http://schemas.microsoft.com/office/word/2012/wordml" xmlns:w16cex="http://schemas.microsoft.com/office/word/2018/wordml/cex" xmlns:w16cid="http://schemas.microsoft.com/office/word/2016/wordml/cid" xmlns:w16="http://schemas.microsoft.com/office/word/2018/wordml" xmlns:w16du="http://schemas.microsoft.com/office/word/2023/wordml/word16du" xmlns:w16sdtdh="http://schemas.microsoft.com/office/word/2020/wordml/sdtdatahash" xmlns:w16sdtfl="http://schemas.microsoft.com/office/word/2024/wordml/sdtformatlock" xmlns:w16se="http://schemas.microsoft.com/office/word/2015/wordml/symex" xmlns:wpg="http://schemas.microsoft.com/office/word/2010/wordprocessingGroup" xmlns:wpi="http://schemas.microsoft.com/office/word/2010/wordprocessingInk" xmlns:wne="http://schemas.microsoft.com/office/word/2006/wordml" xmlns:wps="http://schemas.microsoft.com/office/word/2010/wordprocessingShape" mc:Ignorable="w14 w15 w16se w16cid w16 w16cex w16sdtdh w16sdtfl w16du wp14">
   <w:p>
     <w:pPr>
       <w:pStyle w:val="Header"/>
@@ -1223,7 +1415,7 @@
     <w:r>
       <w:tab/>
       <w:tab/>
-      <w:t>2026-06-17</w:t>
+      <w:t>2026-06-18</w:t>
       <w:br/>
       <w:br/>
     </w:r>
@@ -1240,7 +1432,7 @@
 </file>
 
 <file path=word/numbering.xml><?xml version="1.0" encoding="utf-8"?>
-<w:numbering xmlns:wpc="http://schemas.microsoft.com/office/word/2010/wordprocessingCanvas" xmlns:cx="http://schemas.microsoft.com/office/drawing/2014/chartex" xmlns:cx1="http://schemas.microsoft.com/office/drawing/2015/9/8/chartex" xmlns:cx2="http://schemas.microsoft.com/office/drawing/2015/10/21/chartex" xmlns:cx3="http://schemas.microsoft.com/office/drawing/2016/5/9/chartex" xmlns:cx4="http://schemas.microsoft.com/office/drawing/2016/5/10/chartex" xmlns:cx5="http://schemas.microsoft.com/office/drawing/2016/5/11/chartex" xmlns:cx6="http://schemas.microsoft.com/office/drawing/2016/5/12/chartex" xmlns:cx7="http://schemas.microsoft.com/office/drawing/2016/5/13/chartex" xmlns:cx8="http://schemas.microsoft.com/office/drawing/2016/5/14/chartex" xmlns:mc="http://schemas.openxmlformats.org/markup-compatibility/2006" xmlns:aink="http://schemas.microsoft.com/office/drawing/2016/ink" xmlns:am3d="http://schemas.microsoft.com/office/drawing/2017/model3d" xmlns:o="urn:schemas-microsoft-com:office:office" xmlns:oel="http://schemas.microsoft.com/office/2019/extlst" xmlns:r="http://schemas.openxmlformats.org/officeDocument/2006/relationships" xmlns:m="http://schemas.openxmlformats.org/officeDocument/2006/math" xmlns:v="urn:schemas-microsoft-com:vml" xmlns:wp14="http://schemas.microsoft.com/office/word/2010/wordprocessingDrawing" xmlns:wp="http://schemas.openxmlformats.org/drawingml/2006/wordprocessingDrawing" xmlns:w10="urn:schemas-microsoft-com:office:word" xmlns:w="http://schemas.openxmlformats.org/wordprocessingml/2006/main" xmlns:w14="http://schemas.microsoft.com/office/word/2010/wordml" xmlns:w15="http://schemas.microsoft.com/office/word/2012/wordml" xmlns:w16cex="http://schemas.microsoft.com/office/word/2018/wordml/cex" xmlns:w16cid="http://schemas.microsoft.com/office/word/2016/wordml/cid" xmlns:w16="http://schemas.microsoft.com/office/word/2018/wordml" xmlns:w16sdtdh="http://schemas.microsoft.com/office/word/2020/wordml/sdtdatahash" xmlns:w16se="http://schemas.microsoft.com/office/word/2015/wordml/symex" xmlns:wpg="http://schemas.microsoft.com/office/word/2010/wordprocessingGroup" xmlns:wpi="http://schemas.microsoft.com/office/word/2010/wordprocessingInk" xmlns:wne="http://schemas.microsoft.com/office/word/2006/wordml" xmlns:wps="http://schemas.microsoft.com/office/word/2010/wordprocessingShape" mc:Ignorable="w14 w15 w16se w16cid w16 w16cex w16sdtdh wp14">
+<w:numbering xmlns:wpc="http://schemas.microsoft.com/office/word/2010/wordprocessingCanvas" xmlns:cx="http://schemas.microsoft.com/office/drawing/2014/chartex" xmlns:cx1="http://schemas.microsoft.com/office/drawing/2015/9/8/chartex" xmlns:cx2="http://schemas.microsoft.com/office/drawing/2015/10/21/chartex" xmlns:cx3="http://schemas.microsoft.com/office/drawing/2016/5/9/chartex" xmlns:cx4="http://schemas.microsoft.com/office/drawing/2016/5/10/chartex" xmlns:cx5="http://schemas.microsoft.com/office/drawing/2016/5/11/chartex" xmlns:cx6="http://schemas.microsoft.com/office/drawing/2016/5/12/chartex" xmlns:cx7="http://schemas.microsoft.com/office/drawing/2016/5/13/chartex" xmlns:cx8="http://schemas.microsoft.com/office/drawing/2016/5/14/chartex" xmlns:mc="http://schemas.openxmlformats.org/markup-compatibility/2006" xmlns:aink="http://schemas.microsoft.com/office/drawing/2016/ink" xmlns:am3d="http://schemas.microsoft.com/office/drawing/2017/model3d" xmlns:o="urn:schemas-microsoft-com:office:office" xmlns:oel="http://schemas.microsoft.com/office/2019/extlst" xmlns:r="http://schemas.openxmlformats.org/officeDocument/2006/relationships" xmlns:m="http://schemas.openxmlformats.org/officeDocument/2006/math" xmlns:v="urn:schemas-microsoft-com:vml" xmlns:wp14="http://schemas.microsoft.com/office/word/2010/wordprocessingDrawing" xmlns:wp="http://schemas.openxmlformats.org/drawingml/2006/wordprocessingDrawing" xmlns:w10="urn:schemas-microsoft-com:office:word" xmlns:w="http://schemas.openxmlformats.org/wordprocessingml/2006/main" xmlns:w14="http://schemas.microsoft.com/office/word/2010/wordml" xmlns:w15="http://schemas.microsoft.com/office/word/2012/wordml" xmlns:w16cex="http://schemas.microsoft.com/office/word/2018/wordml/cex" xmlns:w16cid="http://schemas.microsoft.com/office/word/2016/wordml/cid" xmlns:w16="http://schemas.microsoft.com/office/word/2018/wordml" xmlns:w16du="http://schemas.microsoft.com/office/word/2023/wordml/word16du" xmlns:w16sdtdh="http://schemas.microsoft.com/office/word/2020/wordml/sdtdatahash" xmlns:w16sdtfl="http://schemas.microsoft.com/office/word/2024/wordml/sdtformatlock" xmlns:w16se="http://schemas.microsoft.com/office/word/2015/wordml/symex" xmlns:wpg="http://schemas.microsoft.com/office/word/2010/wordprocessingGroup" xmlns:wpi="http://schemas.microsoft.com/office/word/2010/wordprocessingInk" xmlns:wne="http://schemas.microsoft.com/office/word/2006/wordml" xmlns:wps="http://schemas.microsoft.com/office/word/2010/wordprocessingShape" mc:Ignorable="w14 w15 w16se w16cid w16 w16cex w16sdtdh w16sdtfl w16du wp14">
   <w:abstractNum w:abstractNumId="0" w15:restartNumberingAfterBreak="0">
     <w:nsid w:val="FFFFFF7C"/>
     <w:multiLevelType w:val="singleLevel"/>
@@ -1443,7 +1635,7 @@
 </file>
 
 <file path=word/styles.xml><?xml version="1.0" encoding="utf-8"?>
-<w:styles xmlns:mc="http://schemas.openxmlformats.org/markup-compatibility/2006" xmlns:r="http://schemas.openxmlformats.org/officeDocument/2006/relationships" xmlns:w="http://schemas.openxmlformats.org/wordprocessingml/2006/main" xmlns:w14="http://schemas.microsoft.com/office/word/2010/wordml" xmlns:w15="http://schemas.microsoft.com/office/word/2012/wordml" xmlns:w16cex="http://schemas.microsoft.com/office/word/2018/wordml/cex" xmlns:w16cid="http://schemas.microsoft.com/office/word/2016/wordml/cid" xmlns:w16="http://schemas.microsoft.com/office/word/2018/wordml" xmlns:w16sdtdh="http://schemas.microsoft.com/office/word/2020/wordml/sdtdatahash" xmlns:w16se="http://schemas.microsoft.com/office/word/2015/wordml/symex" mc:Ignorable="w14 w15 w16se w16cid w16 w16cex w16sdtdh">
+<w:styles xmlns:mc="http://schemas.openxmlformats.org/markup-compatibility/2006" xmlns:r="http://schemas.openxmlformats.org/officeDocument/2006/relationships" xmlns:w="http://schemas.openxmlformats.org/wordprocessingml/2006/main" xmlns:w14="http://schemas.microsoft.com/office/word/2010/wordml" xmlns:w15="http://schemas.microsoft.com/office/word/2012/wordml" xmlns:w16cex="http://schemas.microsoft.com/office/word/2018/wordml/cex" xmlns:w16cid="http://schemas.microsoft.com/office/word/2016/wordml/cid" xmlns:w16="http://schemas.microsoft.com/office/word/2018/wordml" xmlns:w16du="http://schemas.microsoft.com/office/word/2023/wordml/word16du" xmlns:w16sdtdh="http://schemas.microsoft.com/office/word/2020/wordml/sdtdatahash" xmlns:w16sdtfl="http://schemas.microsoft.com/office/word/2024/wordml/sdtformatlock" xmlns:w16se="http://schemas.microsoft.com/office/word/2015/wordml/symex" mc:Ignorable="w14 w15 w16se w16cid w16 w16cex w16sdtdh w16sdtfl w16du">
   <w:docDefaults>
     <w:rPrDefault>
       <w:rPr>
@@ -2201,7 +2393,7 @@
     <w:link w:val="TitleChar"/>
     <w:uiPriority w:val="10"/>
     <w:qFormat/>
-    <w:rsid w:val="007106C8"/>
+    <w:rsid w:val="00E854FA"/>
     <w:pPr>
       <w:spacing w:after="300" w:line="240" w:lineRule="auto"/>
       <w:contextualSpacing/>
@@ -2211,7 +2403,7 @@
       <w:rFonts w:eastAsiaTheme="majorEastAsia" w:cstheme="majorBidi"/>
       <w:spacing w:val="5"/>
       <w:kern w:val="28"/>
-      <w:sz w:val="52"/>
+      <w:sz w:val="40"/>
       <w:szCs w:val="52"/>
       <w:lang w:val="sv-SE" w:eastAsia="en-US" w:bidi="ar-SA"/>
     </w:rPr>
@@ -2221,12 +2413,12 @@
     <w:basedOn w:val="DefaultParagraphFont"/>
     <w:link w:val="Title"/>
     <w:uiPriority w:val="10"/>
-    <w:rsid w:val="007106C8"/>
+    <w:rsid w:val="00E854FA"/>
     <w:rPr>
       <w:rFonts w:ascii="Times New Roman" w:eastAsiaTheme="majorEastAsia" w:hAnsi="Times New Roman" w:cstheme="majorBidi"/>
       <w:spacing w:val="5"/>
       <w:kern w:val="28"/>
-      <w:sz w:val="52"/>
+      <w:sz w:val="40"/>
       <w:szCs w:val="52"/>
       <w:lang w:val="sv-SE" w:eastAsia="en-US" w:bidi="ar-SA"/>
     </w:rPr>

--- a/klagomål/A 7996-2025 FSC-klagomål.docx
+++ b/klagomål/A 7996-2025 FSC-klagomål.docx
@@ -1415,7 +1415,7 @@
     <w:r>
       <w:tab/>
       <w:tab/>
-      <w:t>2026-06-18</w:t>
+      <w:t>2026-06-19</w:t>
       <w:br/>
       <w:br/>
     </w:r>

--- a/klagomål/A 7996-2025 FSC-klagomål.docx
+++ b/klagomål/A 7996-2025 FSC-klagomål.docx
@@ -1415,7 +1415,7 @@
     <w:r>
       <w:tab/>
       <w:tab/>
-      <w:t>2026-06-19</w:t>
+      <w:t>2026-06-20</w:t>
       <w:br/>
       <w:br/>
     </w:r>

--- a/klagomål/A 7996-2025 FSC-klagomål.docx
+++ b/klagomål/A 7996-2025 FSC-klagomål.docx
@@ -168,38 +168,7 @@
     </w:p>
     <w:p>
       <w:r>
-        <w:t>Detta dokument behandlar höga naturvärden i avverkningsanmälan A 7996-2025 i Årjängs kommun som inkom 2025-02-19 och omfattar 7,3 ha.</w:t>
-      </w:r>
-    </w:p>
-    <w:p>
-      <w:r>
-        <w:t>Nedan presenteras fynd av naturvårdsarter och fridlysta arter som gjorts i det avverkningsanmälda området, samt relevanta utdrag ur standarderna för FSC, Chain of Custody, Controlled Wood och PEFC. I BILAGA 1 finns artfakta om fridlysta och rödlistade arter.</w:t>
-      </w:r>
-    </w:p>
-    <w:p>
-      <w:r>
-        <w:t>Vi förväntar oss att ni återkommer med ett skriftligt svar på vårt klagomål och även beskriver vilka korrigerande åtgärder ni satt in för att rätta till identifierade brister i er efterlevnad av den svenska FSC standarden.</w:t>
-      </w:r>
-    </w:p>
-    <w:p>
-      <w:pPr>
-        <w:pStyle w:val="Heading1"/>
-      </w:pPr>
-      <w:r>
-        <w:t>Naturvårdsarter</w:t>
-      </w:r>
-    </w:p>
-    <w:p>
-      <w:r>
-        <w:t>I och inom 16 meter från avverkningsanmälan har följande 7 naturvårdsarter hittats: knärot (VU, T, §8), dropptaggsvamp (NT, T), lunglav (NT, T), motaggsvamp (NT, T), talltita (NT, §4), blåmossa (S, T) och kungsfågel (§4). Av dessa är 5 rödlistade. För rödlistade arter har rödlistekategorin angivits inom parentes. Arter som är signalarter enligt Skogsstyrelsen har markerats med (S). Typiska arter inom Natura 2000 som är kopplade till skogsekosystem har markerats med (T). För fridlysta arter anges även paragrafen i Artskyddsförordningen som arten är fridlyst enligt.</w:t>
-      </w:r>
-    </w:p>
-    <w:p>
-      <w:r>
-        <w:t>De påträffade naturvårdsarterna är ett tydligt kvitto på att det rör sig om en skog med höga naturvärden.</w:t>
-      </w:r>
-      <w:r>
-        <w:t xml:space="preserve"> I Figur 1 visas fyndplatser för naturvårdsarter i området, som finns registrerade på Artportalen.</w:t>
+        <w:t>Detta klagomål behandlar höga naturvärden i avverkningsanmälan A 7996-2025 i Årjängs kommun som inkom 2025-02-19 och omfattar 7,3 ha.</w:t>
       </w:r>
     </w:p>
     <w:p>
@@ -209,7 +178,7 @@
       <w:r>
         <w:drawing>
           <wp:inline xmlns:a="http://schemas.openxmlformats.org/drawingml/2006/main" xmlns:pic="http://schemas.openxmlformats.org/drawingml/2006/picture">
-            <wp:extent cx="5301755" cy="5688000"/>
+            <wp:extent cx="5335311" cy="5724000"/>
             <wp:docPr id="1" name="Picture 1"/>
             <wp:cNvGraphicFramePr>
               <a:graphicFrameLocks noChangeAspect="1"/>
@@ -230,7 +199,7 @@
                   <pic:spPr>
                     <a:xfrm>
                       <a:off x="0" y="0"/>
-                      <a:ext cx="5301755" cy="5688000"/>
+                      <a:ext cx="5335311" cy="5724000"/>
                     </a:xfrm>
                     <a:prstGeom prst="rect"/>
                   </pic:spPr>
@@ -247,34 +216,35 @@
         <w:spacing w:after="240"/>
       </w:pPr>
       <w:r>
-        <w:t>Figur 1. Fyndplatser för naturvårdsarter i och inom 16 meter från avverkningsanmälan (röd linje). Markörer utan svart kant är placerade på fyndplatsen. Markörer med svart kant är placerade vid sidan av fyndplatsen och har ett svart streck som visar fyndplatsens exakta position. Kartans mittpunktskoordinat är N 6576440, E 342168 i SWEREF 99 TM.</w:t>
+        <w:t>Figur 1. Fyndplatser för naturvårdsarter i och inom 16 meter från avverkningsanmälan. Markörer utan svart kant är placerade på fyndplatsen. Markörer med svart kant är placerade vid sidan av fyndplatsen har ett svart streck som visar fyndplatsens exakta position. Kartans mittpunktskoordinat är N 6576440, E 342168 i SWEREF 99 TM.</w:t>
+      </w:r>
+    </w:p>
+    <w:p>
+      <w:r>
+        <w:t>I och inom 16 meter från avverkningsanmälan finns fynd av 7 naturvårdsarter, varav 5 är rödlistade, 3 är fridlysta, 5 är typiska (T) och 1 är signalart (S): knärot (VU, T, §8), dropptaggsvamp (NT, T), lunglav (NT, T), motaggsvamp (NT, T), talltita (NT, §4), blåmossa (S, T) och kungsfågel (§4). Se Figur 1.</w:t>
+      </w:r>
+    </w:p>
+    <w:p>
+      <w:r>
+        <w:t>Nedan presenteras relevanta utdrag ur standarderna för FSC, Chain of Custody, Controlled Wood och PEFC.</w:t>
+      </w:r>
+    </w:p>
+    <w:p>
+      <w:r>
+        <w:t>Vi förväntar oss att ni återkommer med ett skriftligt svar på vårt klagomål och även beskriver vilka korrigerande åtgärder ni satt in för att rätta till identifierade brister i er efterlevnad av den svenska FSC standarden.</w:t>
       </w:r>
     </w:p>
     <w:p>
       <w:pPr>
-        <w:pStyle w:val="Heading2"/>
+        <w:pStyle w:val="Heading1"/>
       </w:pPr>
       <w:r>
-        <w:t>Fridlysta arter</w:t>
+        <w:t>Naturvårdsarter och fridlysta arter</w:t>
       </w:r>
     </w:p>
     <w:p>
       <w:r>
-        <w:t>Följande fridlysta arter har sina livsmiljöer och växtplatser i den avverkningsanmälda skogen: knärot (VU, T, §8), talltita (NT, §4) och kungsfågel (§4).</w:t>
-      </w:r>
-    </w:p>
-    <w:p>
-      <w:r>
-        <w:t xml:space="preserve">Observera att medlemsländerna är skyldiga att agera i enlighet med EU:s fågeldirektiv där det uttryckligen står att direktivet gäller för fåglar samt för deras ägg, bon och </w:t>
-      </w:r>
-      <w:r>
-        <w:rPr>
-          <w:b/>
-        </w:rPr>
-        <w:t xml:space="preserve">livsmiljöer </w:t>
-      </w:r>
-      <w:r>
-        <w:t>(artikel 1). Vidare att de åtgärder som vidtas inte får leda till en försämring av den nuvarande situationen beträffande bevarandet av de fågelarter som avses i artikel 1 (artikel 13). Fågeldirektivet är styrande för tillsynsansvariga myndigheters ärendehantering, ställningstaganden och beslutsfattande.</w:t>
+        <w:t>Nedan följer beskrivningar av de naturvårdsarter och fridlysta arter som har sina livsmiljöer och växtplatser i den avverkningsanmälda skogen. Se även ytterligare artfakta i BILAGA 1. De påträffade naturvårdsarterna är ett tydligt kvitto på att det rör sig om en skog med höga naturvärden.</w:t>
       </w:r>
     </w:p>
     <w:p>
@@ -382,23 +352,106 @@
         <w:rPr>
           <w:b/>
         </w:rPr>
-        <w:t>Talltita (NT, §4)</w:t>
-      </w:r>
-      <w:r>
-        <w:t>, rödlistad som nära hotad och prioriterad art i Skogsvårdslagen, har häckningsrevir i anmälan. Arten har minskat kraftigt de senaste 30 åren och minskningstakten innevarande 10-årsperiod beräknas till 20 (10–30) %. Talltitan är synnerligen trogen sitt cirka 15 hektar stora revir och är beroende av flerskiktade olikåldriga skogar för att kunna föda upp sina ungar. Talltitan försvinner om dess livsmiljö kalavverkas (Eggers &amp; Low, 2014; Ekman, 1979; Griesser et al, 2007; Klein, 2020; Siffczyk et al, 2003; SLU Artdatabanken, 2021).</w:t>
+        <w:t>Dropptaggsvamp (NT)</w:t>
+      </w:r>
+      <w:r>
+        <w:t xml:space="preserve"> bildar mykorrhiza med tall, främst i barrskog med trädkontinuitet, i magra, torra och ljusöppna lavtallskogar och i barrblandskogar med friskmossor och lingon i fältskiktet. Den totala populationen i landet har minskat och bedöms fortsätta minska till följd av slutavverkningar av tallskog. Det är högst oklart om arten långsiktigt kan etablera och reproducera sig i skogsbestånd som brukas med trakthyggesmetoder, markberedning, gödsling eller föryngring med förädlat plantmaterial. Uppfyller kriterierna för att bli rödlistad på grund av ny kunskap som visar att en större andel av populationen än tidigare bedömt är knuten till kontinuitetsbarrskog. Minskningstakten för den svenska populationen bedöms vara nära gränsvärdet för Sårbar (VU). Dropptaggsvamp är typisk art för </w:t>
+      </w:r>
+      <w:r>
+        <w:rPr>
+          <w:i/>
+        </w:rPr>
+        <w:t xml:space="preserve">9010 Taiga </w:t>
+      </w:r>
+      <w:r>
+        <w:t>(SLU Artdatabanken, 2026).</w:t>
       </w:r>
     </w:p>
     <w:p>
       <w:r>
-        <w:t>I BILAGA 1 finns mer detaljerad information om ekologi samt krav på livsmiljö hos fridlysta arter.</w:t>
+        <w:rPr>
+          <w:b/>
+        </w:rPr>
+        <w:t>Lunglav (NT)</w:t>
+      </w:r>
+      <w:r>
+        <w:t xml:space="preserve"> är en av vårt lands främsta signalarter som överallt indikerar gamla lövträd, skogsbestånd med höga naturvärden och ekosystem med långskoglig kontinuitet. Lokalt kan förekomsten vara mycket riklig men den hittas nästan enbart i gamla och ej slutavverkade skogar. Artens samtliga förekomster bör uppmärksammas från naturvårdssynpunkt, då många lokaler även hyser andra ovanliga och rödlistade arter. Rikliga förekomster bör skyddas med biotopskydd, frivilliga avsättningar eller reservat. På lunglav kan de sällsynta lavparasiterna lunglavshårprick (CR), </w:t>
+      </w:r>
+      <w:r>
+        <w:rPr>
+          <w:i/>
+        </w:rPr>
+        <w:t>Abrothallus diederichii</w:t>
+      </w:r>
+      <w:r>
+        <w:t xml:space="preserve"> (VU), </w:t>
+      </w:r>
+      <w:r>
+        <w:rPr>
+          <w:i/>
+        </w:rPr>
+        <w:t>Abrothallus lobariae</w:t>
+      </w:r>
+      <w:r>
+        <w:t xml:space="preserve"> (VU), </w:t>
+      </w:r>
+      <w:r>
+        <w:rPr>
+          <w:i/>
+        </w:rPr>
+        <w:t>Calycina lobariae</w:t>
+      </w:r>
+      <w:r>
+        <w:t xml:space="preserve"> (VU), lunglavsknapp (VU) och skrovelmössing (VU) påträffas. Lunglav är typisk art för </w:t>
+      </w:r>
+      <w:r>
+        <w:rPr>
+          <w:i/>
+        </w:rPr>
+        <w:t>9010 Taiga, 9020 Nordlig ädellövskog, 9110 Näringsfattig bokskog, 9130 Näringsrik bokskog, 9160 Näringsrik ekskog, 9180 Ädellövskog i branter, 9190 Näringsfattig ekskog, 9070 Trädklädd betesmark, 9040 Fjällbjörkskog</w:t>
+      </w:r>
+      <w:r>
+        <w:t xml:space="preserve"> och</w:t>
+      </w:r>
+      <w:r>
+        <w:rPr>
+          <w:i/>
+        </w:rPr>
+        <w:t xml:space="preserve"> 6530 Lövängar</w:t>
+      </w:r>
+      <w:r>
+        <w:t xml:space="preserve"> (SLU Artdatabanken, 2026; Nitare &amp; Skogsstyrelsen, 2019).</w:t>
       </w:r>
     </w:p>
     <w:p>
-      <w:pPr>
-        <w:pStyle w:val="Heading2"/>
-      </w:pPr>
-      <w:r>
-        <w:t>Övriga naturvårdsarter</w:t>
+      <w:r>
+        <w:rPr>
+          <w:b/>
+        </w:rPr>
+        <w:t xml:space="preserve">Motaggsvamp (NT) </w:t>
+      </w:r>
+      <w:r>
+        <w:t xml:space="preserve">bildar mykorrhiza med tall i tallskog och hittas huvudsakligen i äldre, glesare skogsbestånd och hällmarksimpediment. Arten hotas främst av skogsavverkning och tycks försvinna efter slutavverkning, markberedning och plantering. Motaggsvamp är typisk art för </w:t>
+      </w:r>
+      <w:r>
+        <w:rPr>
+          <w:i/>
+        </w:rPr>
+        <w:t>9010 Taiga</w:t>
+      </w:r>
+      <w:r>
+        <w:t xml:space="preserve"> (SLU Artdatabanken, 2024).</w:t>
+      </w:r>
+    </w:p>
+    <w:p>
+      <w:r>
+        <w:rPr>
+          <w:b/>
+        </w:rPr>
+        <w:t>Talltita (NT, §4)</w:t>
+      </w:r>
+      <w:r>
+        <w:t>, rödlistad som nära hotad och prioriterad art i Skogsvårdslagen, har häckningsrevir i anmälan. Arten har minskat kraftigt de senaste 30 åren och minskningstakten innevarande 10-årsperiod beräknas till 20 (10–30) %. Talltitan är synnerligen trogen sitt cirka 15 hektar stora revir och är beroende av flerskiktade olikåldriga skogar för att kunna föda upp sina ungar. Talltitan försvinner om dess livsmiljö kalavverkas (Eggers &amp; Low, 2014; Ekman, 1979; Griesser et al, 2007; Klein, 2020; Siffczyk et al, 2003; SLU Artdatabanken, 2021).</w:t>
       </w:r>
     </w:p>
     <w:p>
@@ -428,102 +481,6 @@
       </w:r>
       <w:r>
         <w:t xml:space="preserve"> (SLU Artdatabanken, 2025; Nitare &amp; Skogsstyrelsen, 2019).</w:t>
-      </w:r>
-    </w:p>
-    <w:p>
-      <w:r>
-        <w:rPr>
-          <w:b/>
-        </w:rPr>
-        <w:t>Dropptaggsvamp (NT)</w:t>
-      </w:r>
-      <w:r>
-        <w:t xml:space="preserve"> bildar mykorrhiza med tall, främst i barrskog med trädkontinuitet, i magra, torra och ljusöppna lavtallskogar och i barrblandskogar med friskmossor och lingon i fältskiktet. Den totala populationen i landet har minskat och bedöms fortsätta minska till följd av slutavverkningar av tallskog. Det är högst oklart om arten långsiktigt kan etablera och reproducera sig i skogsbestånd som brukas med trakthyggesmetoder, markberedning, gödsling eller föryngring med förädlat plantmaterial. Uppfyller kriterierna för att bli rödlistad på grund av ny kunskap som visar att en större andel av populationen än tidigare bedömt är knuten till kontinuitetsbarrskog. Minskningstakten för den svenska populationen bedöms vara nära gränsvärdet för Sårbar (VU). Dropptaggsvamp är typisk art för </w:t>
-      </w:r>
-      <w:r>
-        <w:rPr>
-          <w:i/>
-        </w:rPr>
-        <w:t xml:space="preserve">9010 Taiga </w:t>
-      </w:r>
-      <w:r>
-        <w:t>(SLU Artdatabanken, 2026).</w:t>
-      </w:r>
-    </w:p>
-    <w:p>
-      <w:r>
-        <w:rPr>
-          <w:b/>
-        </w:rPr>
-        <w:t>Lunglav (NT)</w:t>
-      </w:r>
-      <w:r>
-        <w:t xml:space="preserve"> är en av vårt lands främsta signalarter som överallt indikerar gamla lövträd, skogsbestånd med höga naturvärden och ekosystem med långskoglig kontinuitet. Lokalt kan förekomsten vara mycket riklig men den hittas nästan enbart i gamla och ej slutavverkade skogar. Artens samtliga förekomster bör uppmärksammas från naturvårdssynpunkt, då många lokaler även hyser andra ovanliga och rödlistade arter. Rikliga förekomster bör skyddas med biotopskydd, frivilliga avsättningar eller reservat. På lunglav kan de sällsynta lavparasiterna lunglavshårprick (CR), </w:t>
-      </w:r>
-      <w:r>
-        <w:rPr>
-          <w:i/>
-        </w:rPr>
-        <w:t>Abrothallus diederichii</w:t>
-      </w:r>
-      <w:r>
-        <w:t xml:space="preserve"> (VU), </w:t>
-      </w:r>
-      <w:r>
-        <w:rPr>
-          <w:i/>
-        </w:rPr>
-        <w:t>Abrothallus lobariae</w:t>
-      </w:r>
-      <w:r>
-        <w:t xml:space="preserve"> (VU), </w:t>
-      </w:r>
-      <w:r>
-        <w:rPr>
-          <w:i/>
-        </w:rPr>
-        <w:t>Calycina lobariae</w:t>
-      </w:r>
-      <w:r>
-        <w:t xml:space="preserve"> (VU), lunglavsknapp (VU) och skrovelmössing (VU) påträffas. Lunglav är typisk art för </w:t>
-      </w:r>
-      <w:r>
-        <w:rPr>
-          <w:i/>
-        </w:rPr>
-        <w:t>9010 Taiga, 9020 Nordlig ädellövskog, 9110 Näringsfattig bokskog, 9130 Näringsrik bokskog, 9160 Näringsrik ekskog, 9180 Ädellövskog i branter, 9190 Näringsfattig ekskog, 9070 Trädklädd betesmark, 9040 Fjällbjörkskog</w:t>
-      </w:r>
-      <w:r>
-        <w:t xml:space="preserve"> och</w:t>
-      </w:r>
-      <w:r>
-        <w:rPr>
-          <w:i/>
-        </w:rPr>
-        <w:t xml:space="preserve"> 6530 Lövängar</w:t>
-      </w:r>
-      <w:r>
-        <w:t xml:space="preserve"> (SLU Artdatabanken, 2026; Nitare &amp; Skogsstyrelsen, 2019).</w:t>
-      </w:r>
-    </w:p>
-    <w:p>
-      <w:r>
-        <w:rPr>
-          <w:b/>
-        </w:rPr>
-        <w:t xml:space="preserve">Motaggsvamp (NT) </w:t>
-      </w:r>
-      <w:r>
-        <w:t xml:space="preserve">bildar mykorrhiza med tall i tallskog och hittas huvudsakligen i äldre, glesare skogsbestånd och hällmarksimpediment. Arten hotas främst av skogsavverkning och tycks försvinna efter slutavverkning, markberedning och plantering. Motaggsvamp är typisk art för </w:t>
-      </w:r>
-      <w:r>
-        <w:rPr>
-          <w:i/>
-        </w:rPr>
-        <w:t>9010 Taiga</w:t>
-      </w:r>
-      <w:r>
-        <w:t xml:space="preserve"> (SLU Artdatabanken, 2024).</w:t>
       </w:r>
     </w:p>
     <w:p>
@@ -1415,7 +1372,7 @@
     <w:r>
       <w:tab/>
       <w:tab/>
-      <w:t>2026-06-20</w:t>
+      <w:t>2026-06-21</w:t>
       <w:br/>
       <w:br/>
     </w:r>

--- a/klagomål/A 7996-2025 FSC-klagomål.docx
+++ b/klagomål/A 7996-2025 FSC-klagomål.docx
@@ -1372,7 +1372,7 @@
     <w:r>
       <w:tab/>
       <w:tab/>
-      <w:t>2026-06-21</w:t>
+      <w:t>2026-06-22</w:t>
       <w:br/>
       <w:br/>
     </w:r>

--- a/klagomål/A 7996-2025 FSC-klagomål.docx
+++ b/klagomål/A 7996-2025 FSC-klagomål.docx
@@ -1372,7 +1372,7 @@
     <w:r>
       <w:tab/>
       <w:tab/>
-      <w:t>2026-06-22</w:t>
+      <w:t>2026-06-23</w:t>
       <w:br/>
       <w:br/>
     </w:r>

--- a/klagomål/A 7996-2025 FSC-klagomål.docx
+++ b/klagomål/A 7996-2025 FSC-klagomål.docx
@@ -1372,7 +1372,7 @@
     <w:r>
       <w:tab/>
       <w:tab/>
-      <w:t>2026-06-23</w:t>
+      <w:t>2026-06-24</w:t>
       <w:br/>
       <w:br/>
     </w:r>

--- a/klagomål/A 7996-2025 FSC-klagomål.docx
+++ b/klagomål/A 7996-2025 FSC-klagomål.docx
@@ -1372,7 +1372,7 @@
     <w:r>
       <w:tab/>
       <w:tab/>
-      <w:t>2026-06-24</w:t>
+      <w:t>2026-06-25</w:t>
       <w:br/>
       <w:br/>
     </w:r>

--- a/klagomål/A 7996-2025 FSC-klagomål.docx
+++ b/klagomål/A 7996-2025 FSC-klagomål.docx
@@ -1372,7 +1372,7 @@
     <w:r>
       <w:tab/>
       <w:tab/>
-      <w:t>2026-06-25</w:t>
+      <w:t>2026-06-26</w:t>
       <w:br/>
       <w:br/>
     </w:r>

--- a/klagomål/A 7996-2025 FSC-klagomål.docx
+++ b/klagomål/A 7996-2025 FSC-klagomål.docx
@@ -1372,7 +1372,7 @@
     <w:r>
       <w:tab/>
       <w:tab/>
-      <w:t>2026-06-26</w:t>
+      <w:t>2026-06-27</w:t>
       <w:br/>
       <w:br/>
     </w:r>

--- a/klagomål/A 7996-2025 FSC-klagomål.docx
+++ b/klagomål/A 7996-2025 FSC-klagomål.docx
@@ -1372,7 +1372,7 @@
     <w:r>
       <w:tab/>
       <w:tab/>
-      <w:t>2026-06-27</w:t>
+      <w:t>2026-06-28</w:t>
       <w:br/>
       <w:br/>
     </w:r>

--- a/klagomål/A 7996-2025 FSC-klagomål.docx
+++ b/klagomål/A 7996-2025 FSC-klagomål.docx
@@ -1372,7 +1372,7 @@
     <w:r>
       <w:tab/>
       <w:tab/>
-      <w:t>2026-06-28</w:t>
+      <w:t>2026-06-29</w:t>
       <w:br/>
       <w:br/>
     </w:r>

--- a/klagomål/A 7996-2025 FSC-klagomål.docx
+++ b/klagomål/A 7996-2025 FSC-klagomål.docx
@@ -1372,7 +1372,7 @@
     <w:r>
       <w:tab/>
       <w:tab/>
-      <w:t>2026-06-29</w:t>
+      <w:t>2026-06-30</w:t>
       <w:br/>
       <w:br/>
     </w:r>

--- a/klagomål/A 7996-2025 FSC-klagomål.docx
+++ b/klagomål/A 7996-2025 FSC-klagomål.docx
@@ -1372,7 +1372,7 @@
     <w:r>
       <w:tab/>
       <w:tab/>
-      <w:t>2026-06-30</w:t>
+      <w:t>2026-07-01</w:t>
       <w:br/>
       <w:br/>
     </w:r>

--- a/klagomål/A 7996-2025 FSC-klagomål.docx
+++ b/klagomål/A 7996-2025 FSC-klagomål.docx
@@ -1372,7 +1372,7 @@
     <w:r>
       <w:tab/>
       <w:tab/>
-      <w:t>2026-07-01</w:t>
+      <w:t>2026-07-02</w:t>
       <w:br/>
       <w:br/>
     </w:r>

--- a/klagomål/A 7996-2025 FSC-klagomål.docx
+++ b/klagomål/A 7996-2025 FSC-klagomål.docx
@@ -1372,7 +1372,7 @@
     <w:r>
       <w:tab/>
       <w:tab/>
-      <w:t>2026-07-13</w:t>
+      <w:t>2026-07-14</w:t>
       <w:br/>
       <w:br/>
     </w:r>

--- a/klagomål/A 7996-2025 FSC-klagomål.docx
+++ b/klagomål/A 7996-2025 FSC-klagomål.docx
@@ -1372,7 +1372,7 @@
     <w:r>
       <w:tab/>
       <w:tab/>
-      <w:t>2026-07-14</w:t>
+      <w:t>2026-07-15</w:t>
       <w:br/>
       <w:br/>
     </w:r>

--- a/klagomål/A 7996-2025 FSC-klagomål.docx
+++ b/klagomål/A 7996-2025 FSC-klagomål.docx
@@ -1372,7 +1372,7 @@
     <w:r>
       <w:tab/>
       <w:tab/>
-      <w:t>2026-07-15</w:t>
+      <w:t>2026-07-16</w:t>
       <w:br/>
       <w:br/>
     </w:r>

--- a/klagomål/A 7996-2025 FSC-klagomål.docx
+++ b/klagomål/A 7996-2025 FSC-klagomål.docx
@@ -1372,7 +1372,7 @@
     <w:r>
       <w:tab/>
       <w:tab/>
-      <w:t>2026-07-16</w:t>
+      <w:t>2026-07-17</w:t>
       <w:br/>
       <w:br/>
     </w:r>

--- a/klagomål/A 7996-2025 FSC-klagomål.docx
+++ b/klagomål/A 7996-2025 FSC-klagomål.docx
@@ -1372,7 +1372,7 @@
     <w:r>
       <w:tab/>
       <w:tab/>
-      <w:t>2026-07-17</w:t>
+      <w:t>2026-07-18</w:t>
       <w:br/>
       <w:br/>
     </w:r>

--- a/klagomål/A 7996-2025 FSC-klagomål.docx
+++ b/klagomål/A 7996-2025 FSC-klagomål.docx
@@ -1372,7 +1372,7 @@
     <w:r>
       <w:tab/>
       <w:tab/>
-      <w:t>2026-07-18</w:t>
+      <w:t>2026-07-19</w:t>
       <w:br/>
       <w:br/>
     </w:r>

--- a/klagomål/A 7996-2025 FSC-klagomål.docx
+++ b/klagomål/A 7996-2025 FSC-klagomål.docx
@@ -1372,7 +1372,7 @@
     <w:r>
       <w:tab/>
       <w:tab/>
-      <w:t>2026-07-19</w:t>
+      <w:t>2026-07-20</w:t>
       <w:br/>
       <w:br/>
     </w:r>

--- a/klagomål/A 7996-2025 FSC-klagomål.docx
+++ b/klagomål/A 7996-2025 FSC-klagomål.docx
@@ -1372,7 +1372,7 @@
     <w:r>
       <w:tab/>
       <w:tab/>
-      <w:t>2026-07-20</w:t>
+      <w:t>2026-07-21</w:t>
       <w:br/>
       <w:br/>
     </w:r>

--- a/klagomål/A 7996-2025 FSC-klagomål.docx
+++ b/klagomål/A 7996-2025 FSC-klagomål.docx
@@ -1372,7 +1372,7 @@
     <w:r>
       <w:tab/>
       <w:tab/>
-      <w:t>2026-07-21</w:t>
+      <w:t>2026-07-22</w:t>
       <w:br/>
       <w:br/>
     </w:r>

--- a/klagomål/A 7996-2025 FSC-klagomål.docx
+++ b/klagomål/A 7996-2025 FSC-klagomål.docx
@@ -1372,7 +1372,7 @@
     <w:r>
       <w:tab/>
       <w:tab/>
-      <w:t>2026-07-22</w:t>
+      <w:t>2026-07-23</w:t>
       <w:br/>
       <w:br/>
     </w:r>

--- a/klagomål/A 7996-2025 FSC-klagomål.docx
+++ b/klagomål/A 7996-2025 FSC-klagomål.docx
@@ -1372,7 +1372,7 @@
     <w:r>
       <w:tab/>
       <w:tab/>
-      <w:t>2026-07-23</w:t>
+      <w:t>2026-07-24</w:t>
       <w:br/>
       <w:br/>
     </w:r>

--- a/klagomål/A 7996-2025 FSC-klagomål.docx
+++ b/klagomål/A 7996-2025 FSC-klagomål.docx
@@ -216,7 +216,7 @@
         <w:spacing w:after="240"/>
       </w:pPr>
       <w:r>
-        <w:t>Figur 1. Fyndplatser för naturvårdsarter i och inom 16 meter från avverkningsanmälan. Markörer utan svart kant är placerade på fyndplatsen. Markörer med svart kant är placerade vid sidan av fyndplatsen har ett svart streck som visar fyndplatsens exakta position. Kartans mittpunktskoordinat är N 6576440, E 342168 i SWEREF 99 TM.</w:t>
+        <w:t>Figur 1. Fyndplatser för naturvårdsarter i och inom 16 meter från avverkningsanmälan. Markörer utan svart kant är placerade på fyndplatsen. Markörer med svart kant är placerade vid sidan av fyndplatsen och har ett svart streck som visar fyndplatsens exakta position. Kartans mittpunktskoordinat är N 6576440, E 342168 i SWEREF 99 TM.</w:t>
       </w:r>
     </w:p>
     <w:p>
@@ -1372,7 +1372,7 @@
     <w:r>
       <w:tab/>
       <w:tab/>
-      <w:t>2026-08-14</w:t>
+      <w:t>2026-08-15</w:t>
       <w:br/>
       <w:br/>
     </w:r>

--- a/klagomål/A 7996-2025 FSC-klagomål.docx
+++ b/klagomål/A 7996-2025 FSC-klagomål.docx
@@ -1372,7 +1372,7 @@
     <w:r>
       <w:tab/>
       <w:tab/>
-      <w:t>2026-08-15</w:t>
+      <w:t>2026-08-16</w:t>
       <w:br/>
       <w:br/>
     </w:r>

--- a/klagomål/A 7996-2025 FSC-klagomål.docx
+++ b/klagomål/A 7996-2025 FSC-klagomål.docx
@@ -1372,7 +1372,7 @@
     <w:r>
       <w:tab/>
       <w:tab/>
-      <w:t>2026-08-16</w:t>
+      <w:t>2026-08-17</w:t>
       <w:br/>
       <w:br/>
     </w:r>

--- a/klagomål/A 7996-2025 FSC-klagomål.docx
+++ b/klagomål/A 7996-2025 FSC-klagomål.docx
@@ -1372,7 +1372,7 @@
     <w:r>
       <w:tab/>
       <w:tab/>
-      <w:t>2026-08-17</w:t>
+      <w:t>2026-08-18</w:t>
       <w:br/>
       <w:br/>
     </w:r>

--- a/klagomål/A 7996-2025 FSC-klagomål.docx
+++ b/klagomål/A 7996-2025 FSC-klagomål.docx
@@ -1372,7 +1372,7 @@
     <w:r>
       <w:tab/>
       <w:tab/>
-      <w:t>2026-08-18</w:t>
+      <w:t>2026-08-19</w:t>
       <w:br/>
       <w:br/>
     </w:r>

--- a/klagomål/A 7996-2025 FSC-klagomål.docx
+++ b/klagomål/A 7996-2025 FSC-klagomål.docx
@@ -1372,7 +1372,7 @@
     <w:r>
       <w:tab/>
       <w:tab/>
-      <w:t>2026-08-19</w:t>
+      <w:t>2026-08-20</w:t>
       <w:br/>
       <w:br/>
     </w:r>

--- a/klagomål/A 7996-2025 FSC-klagomål.docx
+++ b/klagomål/A 7996-2025 FSC-klagomål.docx
@@ -1372,7 +1372,7 @@
     <w:r>
       <w:tab/>
       <w:tab/>
-      <w:t>2026-08-20</w:t>
+      <w:t>2026-08-21</w:t>
       <w:br/>
       <w:br/>
     </w:r>

--- a/klagomål/A 7996-2025 FSC-klagomål.docx
+++ b/klagomål/A 7996-2025 FSC-klagomål.docx
@@ -1372,7 +1372,7 @@
     <w:r>
       <w:tab/>
       <w:tab/>
-      <w:t>2026-08-21</w:t>
+      <w:t>2026-08-22</w:t>
       <w:br/>
       <w:br/>
     </w:r>
